--- a/publications/BR001_09_draft.docx
+++ b/publications/BR001_09_draft.docx
@@ -1171,8 +1171,8 @@
           <w:rFonts w:ascii="Aptos" w:eastAsia="Aptos" w:hAnsi="Aptos"/>
           <w:noProof/>
         </w:rPr>
-        <w:pict w14:anchorId="1FC633FA">
-          <v:rect id="Horizontal Line 3" o:spid="_x0000_s1127" alt="" style="width:451.3pt;height:.1pt;visibility:visible;mso-wrap-style:square;mso-width-percent:0;mso-height-percent:0;mso-left-percent:-10001;mso-top-percent:-10001;mso-position-horizontal:absolute;mso-position-horizontal-relative:char;mso-position-vertical:absolute;mso-position-vertical-relative:line;mso-width-percent:0;mso-height-percent:0;mso-left-percent:-10001;mso-top-percent:-10001;v-text-anchor:top" filled="f">
+        <w:pict w14:anchorId="71DE239A">
+          <v:rect id="Horizontal Line 3" o:spid="_x0000_s1126" alt="" style="width:451.3pt;height:.1pt;visibility:visible;mso-wrap-style:square;mso-width-percent:0;mso-height-percent:0;mso-left-percent:-10001;mso-top-percent:-10001;mso-position-horizontal:absolute;mso-position-horizontal-relative:char;mso-position-vertical:absolute;mso-position-vertical-relative:line;mso-width-percent:0;mso-height-percent:0;mso-left-percent:-10001;mso-top-percent:-10001;v-text-anchor:top" filled="f">
             <o:lock v:ext="edit" rotation="t" aspectratio="t" verticies="t" text="t" shapetype="t"/>
             <w10:anchorlock/>
           </v:rect>
@@ -1451,8 +1451,8 @@
           <w:rFonts w:ascii="Aptos" w:eastAsia="Aptos" w:hAnsi="Aptos"/>
           <w:noProof/>
         </w:rPr>
-        <w:pict w14:anchorId="5ED76804">
-          <v:rect id="Horizontal Line 4" o:spid="_x0000_s1126" alt="" style="width:451.3pt;height:.1pt;visibility:visible;mso-wrap-style:square;mso-width-percent:0;mso-height-percent:0;mso-left-percent:-10001;mso-top-percent:-10001;mso-position-horizontal:absolute;mso-position-horizontal-relative:char;mso-position-vertical:absolute;mso-position-vertical-relative:line;mso-width-percent:0;mso-height-percent:0;mso-left-percent:-10001;mso-top-percent:-10001;v-text-anchor:top" filled="f">
+        <w:pict w14:anchorId="73C0FB9E">
+          <v:rect id="Horizontal Line 4" o:spid="_x0000_s1125" alt="" style="width:451.3pt;height:.1pt;visibility:visible;mso-wrap-style:square;mso-width-percent:0;mso-height-percent:0;mso-left-percent:-10001;mso-top-percent:-10001;mso-position-horizontal:absolute;mso-position-horizontal-relative:char;mso-position-vertical:absolute;mso-position-vertical-relative:line;mso-width-percent:0;mso-height-percent:0;mso-left-percent:-10001;mso-top-percent:-10001;v-text-anchor:top" filled="f">
             <o:lock v:ext="edit" rotation="t" aspectratio="t" verticies="t" text="t" shapetype="t"/>
             <w10:anchorlock/>
           </v:rect>
@@ -1712,8 +1712,8 @@
           <w:rFonts w:ascii="Aptos" w:eastAsia="Aptos" w:hAnsi="Aptos"/>
           <w:noProof/>
         </w:rPr>
-        <w:pict w14:anchorId="0B428134">
-          <v:rect id="Horizontal Line 5" o:spid="_x0000_s1125" alt="" style="width:451.3pt;height:.1pt;visibility:visible;mso-wrap-style:square;mso-width-percent:0;mso-height-percent:0;mso-left-percent:-10001;mso-top-percent:-10001;mso-position-horizontal:absolute;mso-position-horizontal-relative:char;mso-position-vertical:absolute;mso-position-vertical-relative:line;mso-width-percent:0;mso-height-percent:0;mso-left-percent:-10001;mso-top-percent:-10001;v-text-anchor:top" filled="f">
+        <w:pict w14:anchorId="6914C374">
+          <v:rect id="Horizontal Line 5" o:spid="_x0000_s1124" alt="" style="width:451.3pt;height:.1pt;visibility:visible;mso-wrap-style:square;mso-width-percent:0;mso-height-percent:0;mso-left-percent:-10001;mso-top-percent:-10001;mso-position-horizontal:absolute;mso-position-horizontal-relative:char;mso-position-vertical:absolute;mso-position-vertical-relative:line;mso-width-percent:0;mso-height-percent:0;mso-left-percent:-10001;mso-top-percent:-10001;v-text-anchor:top" filled="f">
             <o:lock v:ext="edit" rotation="t" aspectratio="t" verticies="t" text="t" shapetype="t"/>
             <w10:anchorlock/>
           </v:rect>
@@ -1912,8 +1912,8 @@
           <w:rFonts w:ascii="Aptos" w:eastAsia="Aptos" w:hAnsi="Aptos"/>
           <w:noProof/>
         </w:rPr>
-        <w:pict w14:anchorId="363A5EC3">
-          <v:rect id="Horizontal Line 6" o:spid="_x0000_s1124" alt="" style="width:451.3pt;height:.1pt;visibility:visible;mso-wrap-style:square;mso-width-percent:0;mso-height-percent:0;mso-left-percent:-10001;mso-top-percent:-10001;mso-position-horizontal:absolute;mso-position-horizontal-relative:char;mso-position-vertical:absolute;mso-position-vertical-relative:line;mso-width-percent:0;mso-height-percent:0;mso-left-percent:-10001;mso-top-percent:-10001;v-text-anchor:top" filled="f">
+        <w:pict w14:anchorId="70185290">
+          <v:rect id="Horizontal Line 6" o:spid="_x0000_s1123" alt="" style="width:451.3pt;height:.1pt;visibility:visible;mso-wrap-style:square;mso-width-percent:0;mso-height-percent:0;mso-left-percent:-10001;mso-top-percent:-10001;mso-position-horizontal:absolute;mso-position-horizontal-relative:char;mso-position-vertical:absolute;mso-position-vertical-relative:line;mso-width-percent:0;mso-height-percent:0;mso-left-percent:-10001;mso-top-percent:-10001;v-text-anchor:top" filled="f">
             <o:lock v:ext="edit" rotation="t" aspectratio="t" verticies="t" text="t" shapetype="t"/>
             <w10:anchorlock/>
           </v:rect>
@@ -2113,8 +2113,8 @@
           <w:rFonts w:ascii="Aptos" w:eastAsia="Aptos" w:hAnsi="Aptos"/>
           <w:noProof/>
         </w:rPr>
-        <w:pict w14:anchorId="40E69965">
-          <v:rect id="Horizontal Line 7" o:spid="_x0000_s1123" alt="" style="width:451.3pt;height:.1pt;visibility:visible;mso-wrap-style:square;mso-width-percent:0;mso-height-percent:0;mso-left-percent:-10001;mso-top-percent:-10001;mso-position-horizontal:absolute;mso-position-horizontal-relative:char;mso-position-vertical:absolute;mso-position-vertical-relative:line;mso-width-percent:0;mso-height-percent:0;mso-left-percent:-10001;mso-top-percent:-10001;v-text-anchor:top" filled="f">
+        <w:pict w14:anchorId="48ABD94B">
+          <v:rect id="Horizontal Line 7" o:spid="_x0000_s1122" alt="" style="width:451.3pt;height:.1pt;visibility:visible;mso-wrap-style:square;mso-width-percent:0;mso-height-percent:0;mso-left-percent:-10001;mso-top-percent:-10001;mso-position-horizontal:absolute;mso-position-horizontal-relative:char;mso-position-vertical:absolute;mso-position-vertical-relative:line;mso-width-percent:0;mso-height-percent:0;mso-left-percent:-10001;mso-top-percent:-10001;v-text-anchor:top" filled="f">
             <o:lock v:ext="edit" rotation="t" aspectratio="t" verticies="t" text="t" shapetype="t"/>
             <w10:anchorlock/>
           </v:rect>
@@ -2333,8 +2333,8 @@
           <w:rFonts w:ascii="Aptos" w:eastAsia="Aptos" w:hAnsi="Aptos"/>
           <w:noProof/>
         </w:rPr>
-        <w:pict w14:anchorId="003B43A4">
-          <v:rect id="Horizontal Line 8" o:spid="_x0000_s1122" alt="" style="width:451.3pt;height:.1pt;visibility:visible;mso-wrap-style:square;mso-width-percent:0;mso-height-percent:0;mso-left-percent:-10001;mso-top-percent:-10001;mso-position-horizontal:absolute;mso-position-horizontal-relative:char;mso-position-vertical:absolute;mso-position-vertical-relative:line;mso-width-percent:0;mso-height-percent:0;mso-left-percent:-10001;mso-top-percent:-10001;v-text-anchor:top" filled="f">
+        <w:pict w14:anchorId="2E3E0503">
+          <v:rect id="Horizontal Line 8" o:spid="_x0000_s1121" alt="" style="width:451.3pt;height:.1pt;visibility:visible;mso-wrap-style:square;mso-width-percent:0;mso-height-percent:0;mso-left-percent:-10001;mso-top-percent:-10001;mso-position-horizontal:absolute;mso-position-horizontal-relative:char;mso-position-vertical:absolute;mso-position-vertical-relative:line;mso-width-percent:0;mso-height-percent:0;mso-left-percent:-10001;mso-top-percent:-10001;v-text-anchor:top" filled="f">
             <o:lock v:ext="edit" rotation="t" aspectratio="t" verticies="t" text="t" shapetype="t"/>
             <w10:anchorlock/>
           </v:rect>
@@ -2533,8 +2533,8 @@
           <w:rFonts w:ascii="Aptos" w:eastAsia="Aptos" w:hAnsi="Aptos"/>
           <w:noProof/>
         </w:rPr>
-        <w:pict w14:anchorId="41E6A0BF">
-          <v:rect id="Horizontal Line 9" o:spid="_x0000_s1121" alt="" style="width:451.3pt;height:.1pt;visibility:visible;mso-wrap-style:square;mso-width-percent:0;mso-height-percent:0;mso-left-percent:-10001;mso-top-percent:-10001;mso-position-horizontal:absolute;mso-position-horizontal-relative:char;mso-position-vertical:absolute;mso-position-vertical-relative:line;mso-width-percent:0;mso-height-percent:0;mso-left-percent:-10001;mso-top-percent:-10001;v-text-anchor:top" filled="f">
+        <w:pict w14:anchorId="7EF4AB75">
+          <v:rect id="Horizontal Line 9" o:spid="_x0000_s1120" alt="" style="width:451.3pt;height:.1pt;visibility:visible;mso-wrap-style:square;mso-width-percent:0;mso-height-percent:0;mso-left-percent:-10001;mso-top-percent:-10001;mso-position-horizontal:absolute;mso-position-horizontal-relative:char;mso-position-vertical:absolute;mso-position-vertical-relative:line;mso-width-percent:0;mso-height-percent:0;mso-left-percent:-10001;mso-top-percent:-10001;v-text-anchor:top" filled="f">
             <o:lock v:ext="edit" rotation="t" aspectratio="t" verticies="t" text="t" shapetype="t"/>
             <w10:anchorlock/>
           </v:rect>
@@ -2867,8 +2867,8 @@
           <w:rFonts w:ascii="Aptos" w:eastAsia="Aptos" w:hAnsi="Aptos"/>
           <w:noProof/>
         </w:rPr>
-        <w:pict w14:anchorId="2EFC311B">
-          <v:rect id="Horizontal Line 17" o:spid="_x0000_s1120" alt="" style="width:451.3pt;height:.1pt;visibility:visible;mso-wrap-style:square;mso-width-percent:0;mso-height-percent:0;mso-left-percent:-10001;mso-top-percent:-10001;mso-position-horizontal:absolute;mso-position-horizontal-relative:char;mso-position-vertical:absolute;mso-position-vertical-relative:line;mso-width-percent:0;mso-height-percent:0;mso-left-percent:-10001;mso-top-percent:-10001;v-text-anchor:top" filled="f">
+        <w:pict w14:anchorId="1548C09F">
+          <v:rect id="Horizontal Line 17" o:spid="_x0000_s1119" alt="" style="width:451.3pt;height:.1pt;visibility:visible;mso-wrap-style:square;mso-width-percent:0;mso-height-percent:0;mso-left-percent:-10001;mso-top-percent:-10001;mso-position-horizontal:absolute;mso-position-horizontal-relative:char;mso-position-vertical:absolute;mso-position-vertical-relative:line;mso-width-percent:0;mso-height-percent:0;mso-left-percent:-10001;mso-top-percent:-10001;v-text-anchor:top" filled="f">
             <o:lock v:ext="edit" rotation="t" aspectratio="t" verticies="t" text="t" shapetype="t"/>
             <w10:anchorlock/>
           </v:rect>
@@ -3047,8 +3047,8 @@
           <w:rFonts w:ascii="Aptos" w:eastAsia="Aptos" w:hAnsi="Aptos"/>
           <w:noProof/>
         </w:rPr>
-        <w:pict w14:anchorId="52FAC869">
-          <v:rect id="Horizontal Line 18" o:spid="_x0000_s1119" alt="" style="width:451.3pt;height:.1pt;visibility:visible;mso-wrap-style:square;mso-width-percent:0;mso-height-percent:0;mso-left-percent:-10001;mso-top-percent:-10001;mso-position-horizontal:absolute;mso-position-horizontal-relative:char;mso-position-vertical:absolute;mso-position-vertical-relative:line;mso-width-percent:0;mso-height-percent:0;mso-left-percent:-10001;mso-top-percent:-10001;v-text-anchor:top" filled="f">
+        <w:pict w14:anchorId="4FE6D328">
+          <v:rect id="Horizontal Line 18" o:spid="_x0000_s1118" alt="" style="width:451.3pt;height:.1pt;visibility:visible;mso-wrap-style:square;mso-width-percent:0;mso-height-percent:0;mso-left-percent:-10001;mso-top-percent:-10001;mso-position-horizontal:absolute;mso-position-horizontal-relative:char;mso-position-vertical:absolute;mso-position-vertical-relative:line;mso-width-percent:0;mso-height-percent:0;mso-left-percent:-10001;mso-top-percent:-10001;v-text-anchor:top" filled="f">
             <o:lock v:ext="edit" rotation="t" aspectratio="t" verticies="t" text="t" shapetype="t"/>
             <w10:anchorlock/>
           </v:rect>
@@ -3359,8 +3359,8 @@
           <w:rFonts w:ascii="Aptos" w:eastAsia="Aptos" w:hAnsi="Aptos"/>
           <w:noProof/>
         </w:rPr>
-        <w:pict w14:anchorId="08687D6C">
-          <v:rect id="Horizontal Line 19" o:spid="_x0000_s1118" alt="" style="width:451.3pt;height:.1pt;visibility:visible;mso-wrap-style:square;mso-width-percent:0;mso-height-percent:0;mso-left-percent:-10001;mso-top-percent:-10001;mso-position-horizontal:absolute;mso-position-horizontal-relative:char;mso-position-vertical:absolute;mso-position-vertical-relative:line;mso-width-percent:0;mso-height-percent:0;mso-left-percent:-10001;mso-top-percent:-10001;v-text-anchor:top" filled="f">
+        <w:pict w14:anchorId="56DAEFE2">
+          <v:rect id="Horizontal Line 19" o:spid="_x0000_s1117" alt="" style="width:451.3pt;height:.1pt;visibility:visible;mso-wrap-style:square;mso-width-percent:0;mso-height-percent:0;mso-left-percent:-10001;mso-top-percent:-10001;mso-position-horizontal:absolute;mso-position-horizontal-relative:char;mso-position-vertical:absolute;mso-position-vertical-relative:line;mso-width-percent:0;mso-height-percent:0;mso-left-percent:-10001;mso-top-percent:-10001;v-text-anchor:top" filled="f">
             <o:lock v:ext="edit" rotation="t" aspectratio="t" verticies="t" text="t" shapetype="t"/>
             <w10:anchorlock/>
           </v:rect>
@@ -3671,8 +3671,8 @@
           <w:rFonts w:ascii="Aptos" w:eastAsia="Aptos" w:hAnsi="Aptos"/>
           <w:noProof/>
         </w:rPr>
-        <w:pict w14:anchorId="58A45926">
-          <v:rect id="Horizontal Line 20" o:spid="_x0000_s1117" alt="" style="width:451.3pt;height:.1pt;visibility:visible;mso-wrap-style:square;mso-width-percent:0;mso-height-percent:0;mso-left-percent:-10001;mso-top-percent:-10001;mso-position-horizontal:absolute;mso-position-horizontal-relative:char;mso-position-vertical:absolute;mso-position-vertical-relative:line;mso-width-percent:0;mso-height-percent:0;mso-left-percent:-10001;mso-top-percent:-10001;v-text-anchor:top" filled="f">
+        <w:pict w14:anchorId="2FECA6C8">
+          <v:rect id="Horizontal Line 20" o:spid="_x0000_s1116" alt="" style="width:451.3pt;height:.1pt;visibility:visible;mso-wrap-style:square;mso-width-percent:0;mso-height-percent:0;mso-left-percent:-10001;mso-top-percent:-10001;mso-position-horizontal:absolute;mso-position-horizontal-relative:char;mso-position-vertical:absolute;mso-position-vertical-relative:line;mso-width-percent:0;mso-height-percent:0;mso-left-percent:-10001;mso-top-percent:-10001;v-text-anchor:top" filled="f">
             <o:lock v:ext="edit" rotation="t" aspectratio="t" verticies="t" text="t" shapetype="t"/>
             <w10:anchorlock/>
           </v:rect>
@@ -3892,8 +3892,8 @@
           <w:rFonts w:ascii="Aptos" w:eastAsia="Aptos" w:hAnsi="Aptos"/>
           <w:noProof/>
         </w:rPr>
-        <w:pict w14:anchorId="2C07E0F5">
-          <v:rect id="Horizontal Line 21" o:spid="_x0000_s1116" alt="" style="width:451.3pt;height:.1pt;visibility:visible;mso-wrap-style:square;mso-width-percent:0;mso-height-percent:0;mso-left-percent:-10001;mso-top-percent:-10001;mso-position-horizontal:absolute;mso-position-horizontal-relative:char;mso-position-vertical:absolute;mso-position-vertical-relative:line;mso-width-percent:0;mso-height-percent:0;mso-left-percent:-10001;mso-top-percent:-10001;v-text-anchor:top" filled="f">
+        <w:pict w14:anchorId="62AE95F1">
+          <v:rect id="Horizontal Line 21" o:spid="_x0000_s1115" alt="" style="width:451.3pt;height:.1pt;visibility:visible;mso-wrap-style:square;mso-width-percent:0;mso-height-percent:0;mso-left-percent:-10001;mso-top-percent:-10001;mso-position-horizontal:absolute;mso-position-horizontal-relative:char;mso-position-vertical:absolute;mso-position-vertical-relative:line;mso-width-percent:0;mso-height-percent:0;mso-left-percent:-10001;mso-top-percent:-10001;v-text-anchor:top" filled="f">
             <o:lock v:ext="edit" rotation="t" aspectratio="t" verticies="t" text="t" shapetype="t"/>
             <w10:anchorlock/>
           </v:rect>
@@ -4092,8 +4092,8 @@
           <w:rFonts w:ascii="Aptos" w:eastAsia="Aptos" w:hAnsi="Aptos"/>
           <w:noProof/>
         </w:rPr>
-        <w:pict w14:anchorId="0AE072E0">
-          <v:rect id="Horizontal Line 22" o:spid="_x0000_s1115" alt="" style="width:451.3pt;height:.1pt;visibility:visible;mso-wrap-style:square;mso-width-percent:0;mso-height-percent:0;mso-left-percent:-10001;mso-top-percent:-10001;mso-position-horizontal:absolute;mso-position-horizontal-relative:char;mso-position-vertical:absolute;mso-position-vertical-relative:line;mso-width-percent:0;mso-height-percent:0;mso-left-percent:-10001;mso-top-percent:-10001;v-text-anchor:top" filled="f">
+        <w:pict w14:anchorId="31C7F638">
+          <v:rect id="Horizontal Line 22" o:spid="_x0000_s1114" alt="" style="width:451.3pt;height:.1pt;visibility:visible;mso-wrap-style:square;mso-width-percent:0;mso-height-percent:0;mso-left-percent:-10001;mso-top-percent:-10001;mso-position-horizontal:absolute;mso-position-horizontal-relative:char;mso-position-vertical:absolute;mso-position-vertical-relative:line;mso-width-percent:0;mso-height-percent:0;mso-left-percent:-10001;mso-top-percent:-10001;v-text-anchor:top" filled="f">
             <o:lock v:ext="edit" rotation="t" aspectratio="t" verticies="t" text="t" shapetype="t"/>
             <w10:anchorlock/>
           </v:rect>
@@ -4237,20 +4237,16 @@
       <w:pPr>
         <w:spacing w:before="100" w:beforeAutospacing="1" w:after="100" w:afterAutospacing="1" w:line="240" w:lineRule="auto"/>
         <w:rPr>
-          <w:rFonts w:ascii="Aptos" w:eastAsia="Aptos" w:hAnsi="Aptos" w:cs="Aptos"/>
-          <w:kern w:val="0"/>
-          <w:lang w:eastAsia="en-GB"/>
-          <w14:ligatures w14:val="none"/>
-        </w:rPr>
-      </w:pPr>
-      <w:r>
-        <w:rPr>
-          <w:rFonts w:ascii="Aptos" w:eastAsia="Aptos" w:hAnsi="Aptos" w:cs="Aptos"/>
-          <w:kern w:val="0"/>
-          <w:lang w:eastAsia="en-GB"/>
-          <w14:ligatures w14:val="none"/>
-        </w:rPr>
-        <w:t>Supporting organisations that require structured governance, Reviews and ongoing strategic oversight through the Virtual Service Delivery Manager model.</w:t>
+          <w:sz w:val="22"/>
+          <w:szCs w:val="22"/>
+        </w:rPr>
+      </w:pPr>
+      <w:r>
+        <w:rPr>
+          <w:sz w:val="22"/>
+          <w:szCs w:val="22"/>
+        </w:rPr>
+        <w:t>Supporting organisations that require structured Reviews, independent governance and ongoing strategic assurance through the Virtual Service Delivery Manager model following implementation of agreed improvements.</w:t>
       </w:r>
     </w:p>
     <w:p>
@@ -4303,24 +4299,6 @@
           <w14:ligatures w14:val="none"/>
         </w:rPr>
       </w:pPr>
-      <w:r>
-        <w:rPr>
-          <w:rFonts w:ascii="Aptos" w:eastAsia="Aptos" w:hAnsi="Aptos"/>
-          <w:noProof/>
-        </w:rPr>
-      </w:r>
-      <w:r>
-        <w:rPr>
-          <w:rFonts w:ascii="Aptos" w:eastAsia="Aptos" w:hAnsi="Aptos"/>
-          <w:noProof/>
-        </w:rPr>
-        <w:pict w14:anchorId="08D4FDD8">
-          <v:rect id="Horizontal Line 23" o:spid="_x0000_s1114" alt="" style="width:451.3pt;height:.1pt;visibility:visible;mso-wrap-style:square;mso-width-percent:0;mso-height-percent:0;mso-left-percent:-10001;mso-top-percent:-10001;mso-position-horizontal:absolute;mso-position-horizontal-relative:char;mso-position-vertical:absolute;mso-position-vertical-relative:line;mso-width-percent:0;mso-height-percent:0;mso-left-percent:-10001;mso-top-percent:-10001;v-text-anchor:top" filled="f">
-            <o:lock v:ext="edit" rotation="t" aspectratio="t" verticies="t" text="t" shapetype="t"/>
-            <w10:anchorlock/>
-          </v:rect>
-        </w:pict>
-      </w:r>
     </w:p>
     <w:p>
       <w:pPr>
@@ -4350,7 +4328,6 @@
           <w:lang w:eastAsia="en-GB"/>
           <w14:ligatures w14:val="none"/>
         </w:rPr>
-        <w:lastRenderedPageBreak/>
         <w:t>Position Statement</w:t>
       </w:r>
     </w:p>
@@ -4588,7 +4565,7 @@
           <w:rFonts w:ascii="Aptos" w:eastAsia="Aptos" w:hAnsi="Aptos"/>
           <w:noProof/>
         </w:rPr>
-        <w:pict w14:anchorId="11E7A40D">
+        <w:pict w14:anchorId="5547C683">
           <v:rect id="Horizontal Line 31" o:spid="_x0000_s1113" alt="" style="width:451.3pt;height:.1pt;visibility:visible;mso-wrap-style:square;mso-width-percent:0;mso-height-percent:0;mso-left-percent:-10001;mso-top-percent:-10001;mso-position-horizontal:absolute;mso-position-horizontal-relative:char;mso-position-vertical:absolute;mso-position-vertical-relative:line;mso-width-percent:0;mso-height-percent:0;mso-left-percent:-10001;mso-top-percent:-10001;v-text-anchor:top" filled="f">
             <o:lock v:ext="edit" rotation="t" aspectratio="t" verticies="t" text="t" shapetype="t"/>
             <w10:anchorlock/>
@@ -4768,7 +4745,7 @@
           <w:rFonts w:ascii="Aptos" w:eastAsia="Aptos" w:hAnsi="Aptos"/>
           <w:noProof/>
         </w:rPr>
-        <w:pict w14:anchorId="72D0E391">
+        <w:pict w14:anchorId="085CA978">
           <v:rect id="Horizontal Line 32" o:spid="_x0000_s1112" alt="" style="width:451.3pt;height:.1pt;visibility:visible;mso-wrap-style:square;mso-width-percent:0;mso-height-percent:0;mso-left-percent:-10001;mso-top-percent:-10001;mso-position-horizontal:absolute;mso-position-horizontal-relative:char;mso-position-vertical:absolute;mso-position-vertical-relative:line;mso-width-percent:0;mso-height-percent:0;mso-left-percent:-10001;mso-top-percent:-10001;v-text-anchor:top" filled="f">
             <o:lock v:ext="edit" rotation="t" aspectratio="t" verticies="t" text="t" shapetype="t"/>
             <w10:anchorlock/>
@@ -4908,7 +4885,7 @@
           <w:rFonts w:ascii="Aptos" w:eastAsia="Aptos" w:hAnsi="Aptos"/>
           <w:noProof/>
         </w:rPr>
-        <w:pict w14:anchorId="2AB8DBA4">
+        <w:pict w14:anchorId="69A4210D">
           <v:rect id="Horizontal Line 33" o:spid="_x0000_s1111" alt="" style="width:451.3pt;height:.1pt;visibility:visible;mso-wrap-style:square;mso-width-percent:0;mso-height-percent:0;mso-left-percent:-10001;mso-top-percent:-10001;mso-position-horizontal:absolute;mso-position-horizontal-relative:char;mso-position-vertical:absolute;mso-position-vertical-relative:line;mso-width-percent:0;mso-height-percent:0;mso-left-percent:-10001;mso-top-percent:-10001;v-text-anchor:top" filled="f">
             <o:lock v:ext="edit" rotation="t" aspectratio="t" verticies="t" text="t" shapetype="t"/>
             <w10:anchorlock/>
@@ -5069,7 +5046,7 @@
           <w:rFonts w:ascii="Aptos" w:eastAsia="Aptos" w:hAnsi="Aptos"/>
           <w:noProof/>
         </w:rPr>
-        <w:pict w14:anchorId="687456CE">
+        <w:pict w14:anchorId="2CBFD13E">
           <v:rect id="Horizontal Line 34" o:spid="_x0000_s1110" alt="" style="width:451.3pt;height:.1pt;visibility:visible;mso-wrap-style:square;mso-width-percent:0;mso-height-percent:0;mso-left-percent:-10001;mso-top-percent:-10001;mso-position-horizontal:absolute;mso-position-horizontal-relative:char;mso-position-vertical:absolute;mso-position-vertical-relative:line;mso-width-percent:0;mso-height-percent:0;mso-left-percent:-10001;mso-top-percent:-10001;v-text-anchor:top" filled="f">
             <o:lock v:ext="edit" rotation="t" aspectratio="t" verticies="t" text="t" shapetype="t"/>
             <w10:anchorlock/>
@@ -5229,7 +5206,7 @@
           <w:rFonts w:ascii="Aptos" w:eastAsia="Aptos" w:hAnsi="Aptos"/>
           <w:noProof/>
         </w:rPr>
-        <w:pict w14:anchorId="64A6242F">
+        <w:pict w14:anchorId="73F19751">
           <v:rect id="Horizontal Line 35" o:spid="_x0000_s1109" alt="" style="width:451.3pt;height:.1pt;visibility:visible;mso-wrap-style:square;mso-width-percent:0;mso-height-percent:0;mso-left-percent:-10001;mso-top-percent:-10001;mso-position-horizontal:absolute;mso-position-horizontal-relative:char;mso-position-vertical:absolute;mso-position-vertical-relative:line;mso-width-percent:0;mso-height-percent:0;mso-left-percent:-10001;mso-top-percent:-10001;v-text-anchor:top" filled="f">
             <o:lock v:ext="edit" rotation="t" aspectratio="t" verticies="t" text="t" shapetype="t"/>
             <w10:anchorlock/>
@@ -5369,7 +5346,7 @@
           <w:rFonts w:ascii="Aptos" w:eastAsia="Aptos" w:hAnsi="Aptos"/>
           <w:noProof/>
         </w:rPr>
-        <w:pict w14:anchorId="17C01CD9">
+        <w:pict w14:anchorId="0FACCD23">
           <v:rect id="Horizontal Line 36" o:spid="_x0000_s1108" alt="" style="width:451.3pt;height:.1pt;visibility:visible;mso-wrap-style:square;mso-width-percent:0;mso-height-percent:0;mso-left-percent:-10001;mso-top-percent:-10001;mso-position-horizontal:absolute;mso-position-horizontal-relative:char;mso-position-vertical:absolute;mso-position-vertical-relative:line;mso-width-percent:0;mso-height-percent:0;mso-left-percent:-10001;mso-top-percent:-10001;v-text-anchor:top" filled="f">
             <o:lock v:ext="edit" rotation="t" aspectratio="t" verticies="t" text="t" shapetype="t"/>
             <w10:anchorlock/>
@@ -5570,7 +5547,7 @@
           <w:rFonts w:ascii="Aptos" w:eastAsia="Aptos" w:hAnsi="Aptos"/>
           <w:noProof/>
         </w:rPr>
-        <w:pict w14:anchorId="3AD8C097">
+        <w:pict w14:anchorId="273EF26E">
           <v:rect id="Horizontal Line 37" o:spid="_x0000_s1107" alt="" style="width:451.3pt;height:.1pt;visibility:visible;mso-wrap-style:square;mso-width-percent:0;mso-height-percent:0;mso-left-percent:-10001;mso-top-percent:-10001;mso-position-horizontal:absolute;mso-position-horizontal-relative:char;mso-position-vertical:absolute;mso-position-vertical-relative:line;mso-width-percent:0;mso-height-percent:0;mso-left-percent:-10001;mso-top-percent:-10001;v-text-anchor:top" filled="f">
             <o:lock v:ext="edit" rotation="t" aspectratio="t" verticies="t" text="t" shapetype="t"/>
             <w10:anchorlock/>
@@ -5750,7 +5727,7 @@
           <w:rFonts w:ascii="Aptos" w:eastAsia="Aptos" w:hAnsi="Aptos"/>
           <w:noProof/>
         </w:rPr>
-        <w:pict w14:anchorId="20063C63">
+        <w:pict w14:anchorId="06DE23CD">
           <v:rect id="Horizontal Line 38" o:spid="_x0000_s1106" alt="" style="width:451.3pt;height:.1pt;visibility:visible;mso-wrap-style:square;mso-width-percent:0;mso-height-percent:0;mso-left-percent:-10001;mso-top-percent:-10001;mso-position-horizontal:absolute;mso-position-horizontal-relative:char;mso-position-vertical:absolute;mso-position-vertical-relative:line;mso-width-percent:0;mso-height-percent:0;mso-left-percent:-10001;mso-top-percent:-10001;v-text-anchor:top" filled="f">
             <o:lock v:ext="edit" rotation="t" aspectratio="t" verticies="t" text="t" shapetype="t"/>
             <w10:anchorlock/>
@@ -5910,7 +5887,7 @@
           <w:rFonts w:ascii="Aptos" w:eastAsia="Aptos" w:hAnsi="Aptos"/>
           <w:noProof/>
         </w:rPr>
-        <w:pict w14:anchorId="09528813">
+        <w:pict w14:anchorId="68EDADCE">
           <v:rect id="Horizontal Line 39" o:spid="_x0000_s1105" alt="" style="width:451.3pt;height:.1pt;visibility:visible;mso-wrap-style:square;mso-width-percent:0;mso-height-percent:0;mso-left-percent:-10001;mso-top-percent:-10001;mso-position-horizontal:absolute;mso-position-horizontal-relative:char;mso-position-vertical:absolute;mso-position-vertical-relative:line;mso-width-percent:0;mso-height-percent:0;mso-left-percent:-10001;mso-top-percent:-10001;v-text-anchor:top" filled="f">
             <o:lock v:ext="edit" rotation="t" aspectratio="t" verticies="t" text="t" shapetype="t"/>
             <w10:anchorlock/>
@@ -6091,7 +6068,7 @@
           <w:rFonts w:ascii="Aptos" w:eastAsia="Aptos" w:hAnsi="Aptos"/>
           <w:noProof/>
         </w:rPr>
-        <w:pict w14:anchorId="0C487768">
+        <w:pict w14:anchorId="43D2BFBF">
           <v:rect id="Horizontal Line 40" o:spid="_x0000_s1104" alt="" style="width:451.3pt;height:.1pt;visibility:visible;mso-wrap-style:square;mso-width-percent:0;mso-height-percent:0;mso-left-percent:-10001;mso-top-percent:-10001;mso-position-horizontal:absolute;mso-position-horizontal-relative:char;mso-position-vertical:absolute;mso-position-vertical-relative:line;mso-width-percent:0;mso-height-percent:0;mso-left-percent:-10001;mso-top-percent:-10001;v-text-anchor:top" filled="f">
             <o:lock v:ext="edit" rotation="t" aspectratio="t" verticies="t" text="t" shapetype="t"/>
             <w10:anchorlock/>
@@ -6311,7 +6288,7 @@
           <w:rFonts w:ascii="Aptos" w:eastAsia="Aptos" w:hAnsi="Aptos"/>
           <w:noProof/>
         </w:rPr>
-        <w:pict w14:anchorId="5AFBA0B7">
+        <w:pict w14:anchorId="3A212ECA">
           <v:rect id="Horizontal Line 41" o:spid="_x0000_s1103" alt="" style="width:451.3pt;height:.1pt;visibility:visible;mso-wrap-style:square;mso-width-percent:0;mso-height-percent:0;mso-left-percent:-10001;mso-top-percent:-10001;mso-position-horizontal:absolute;mso-position-horizontal-relative:char;mso-position-vertical:absolute;mso-position-vertical-relative:line;mso-width-percent:0;mso-height-percent:0;mso-left-percent:-10001;mso-top-percent:-10001;v-text-anchor:top" filled="f">
             <o:lock v:ext="edit" rotation="t" aspectratio="t" verticies="t" text="t" shapetype="t"/>
             <w10:anchorlock/>
@@ -6524,7 +6501,7 @@
           <w:rFonts w:ascii="Aptos" w:eastAsia="Aptos" w:hAnsi="Aptos"/>
           <w:noProof/>
         </w:rPr>
-        <w:pict w14:anchorId="4C0A7A73">
+        <w:pict w14:anchorId="3F8799D6">
           <v:rect id="Horizontal Line 53" o:spid="_x0000_s1102" alt="" style="width:451.3pt;height:.1pt;visibility:visible;mso-wrap-style:square;mso-width-percent:0;mso-height-percent:0;mso-left-percent:-10001;mso-top-percent:-10001;mso-position-horizontal:absolute;mso-position-horizontal-relative:char;mso-position-vertical:absolute;mso-position-vertical-relative:line;mso-width-percent:0;mso-height-percent:0;mso-left-percent:-10001;mso-top-percent:-10001;v-text-anchor:top" filled="f">
             <o:lock v:ext="edit" rotation="t" aspectratio="t" verticies="t" text="t" shapetype="t"/>
             <w10:anchorlock/>
@@ -6684,7 +6661,7 @@
           <w:rFonts w:ascii="Aptos" w:eastAsia="Aptos" w:hAnsi="Aptos"/>
           <w:noProof/>
         </w:rPr>
-        <w:pict w14:anchorId="7445E93F">
+        <w:pict w14:anchorId="6343098D">
           <v:rect id="Horizontal Line 54" o:spid="_x0000_s1101" alt="" style="width:451.3pt;height:.1pt;visibility:visible;mso-wrap-style:square;mso-width-percent:0;mso-height-percent:0;mso-left-percent:-10001;mso-top-percent:-10001;mso-position-horizontal:absolute;mso-position-horizontal-relative:char;mso-position-vertical:absolute;mso-position-vertical-relative:line;mso-width-percent:0;mso-height-percent:0;mso-left-percent:-10001;mso-top-percent:-10001;v-text-anchor:top" filled="f">
             <o:lock v:ext="edit" rotation="t" aspectratio="t" verticies="t" text="t" shapetype="t"/>
             <w10:anchorlock/>
@@ -6864,7 +6841,7 @@
           <w:rFonts w:ascii="Aptos" w:eastAsia="Aptos" w:hAnsi="Aptos"/>
           <w:noProof/>
         </w:rPr>
-        <w:pict w14:anchorId="2D78BCEA">
+        <w:pict w14:anchorId="15746023">
           <v:rect id="Horizontal Line 55" o:spid="_x0000_s1100" alt="" style="width:451.3pt;height:.1pt;visibility:visible;mso-wrap-style:square;mso-width-percent:0;mso-height-percent:0;mso-left-percent:-10001;mso-top-percent:-10001;mso-position-horizontal:absolute;mso-position-horizontal-relative:char;mso-position-vertical:absolute;mso-position-vertical-relative:line;mso-width-percent:0;mso-height-percent:0;mso-left-percent:-10001;mso-top-percent:-10001;v-text-anchor:top" filled="f">
             <o:lock v:ext="edit" rotation="t" aspectratio="t" verticies="t" text="t" shapetype="t"/>
             <w10:anchorlock/>
@@ -7045,7 +7022,7 @@
           <w:rFonts w:ascii="Aptos" w:eastAsia="Aptos" w:hAnsi="Aptos"/>
           <w:noProof/>
         </w:rPr>
-        <w:pict w14:anchorId="7EF0B8BB">
+        <w:pict w14:anchorId="5575F83F">
           <v:rect id="Horizontal Line 56" o:spid="_x0000_s1099" alt="" style="width:451.3pt;height:.1pt;visibility:visible;mso-wrap-style:square;mso-width-percent:0;mso-height-percent:0;mso-left-percent:-10001;mso-top-percent:-10001;mso-position-horizontal:absolute;mso-position-horizontal-relative:char;mso-position-vertical:absolute;mso-position-vertical-relative:line;mso-width-percent:0;mso-height-percent:0;mso-left-percent:-10001;mso-top-percent:-10001;v-text-anchor:top" filled="f">
             <o:lock v:ext="edit" rotation="t" aspectratio="t" verticies="t" text="t" shapetype="t"/>
             <w10:anchorlock/>
@@ -7265,7 +7242,7 @@
           <w:rFonts w:ascii="Aptos" w:eastAsia="Aptos" w:hAnsi="Aptos"/>
           <w:noProof/>
         </w:rPr>
-        <w:pict w14:anchorId="4240E085">
+        <w:pict w14:anchorId="073B7921">
           <v:rect id="Horizontal Line 57" o:spid="_x0000_s1098" alt="" style="width:451.3pt;height:.1pt;visibility:visible;mso-wrap-style:square;mso-width-percent:0;mso-height-percent:0;mso-left-percent:-10001;mso-top-percent:-10001;mso-position-horizontal:absolute;mso-position-horizontal-relative:char;mso-position-vertical:absolute;mso-position-vertical-relative:line;mso-width-percent:0;mso-height-percent:0;mso-left-percent:-10001;mso-top-percent:-10001;v-text-anchor:top" filled="f">
             <o:lock v:ext="edit" rotation="t" aspectratio="t" verticies="t" text="t" shapetype="t"/>
             <w10:anchorlock/>
@@ -7466,7 +7443,7 @@
           <w:rFonts w:ascii="Aptos" w:eastAsia="Aptos" w:hAnsi="Aptos"/>
           <w:noProof/>
         </w:rPr>
-        <w:pict w14:anchorId="19AFBFEB">
+        <w:pict w14:anchorId="5C5930A8">
           <v:rect id="Horizontal Line 58" o:spid="_x0000_s1097" alt="" style="width:451.3pt;height:.1pt;visibility:visible;mso-wrap-style:square;mso-width-percent:0;mso-height-percent:0;mso-left-percent:-10001;mso-top-percent:-10001;mso-position-horizontal:absolute;mso-position-horizontal-relative:char;mso-position-vertical:absolute;mso-position-vertical-relative:line;mso-width-percent:0;mso-height-percent:0;mso-left-percent:-10001;mso-top-percent:-10001;v-text-anchor:top" filled="f">
             <o:lock v:ext="edit" rotation="t" aspectratio="t" verticies="t" text="t" shapetype="t"/>
             <w10:anchorlock/>
@@ -7666,7 +7643,7 @@
           <w:rFonts w:ascii="Aptos" w:eastAsia="Aptos" w:hAnsi="Aptos"/>
           <w:noProof/>
         </w:rPr>
-        <w:pict w14:anchorId="111F4534">
+        <w:pict w14:anchorId="45C07AA1">
           <v:rect id="Horizontal Line 59" o:spid="_x0000_s1096" alt="" style="width:451.3pt;height:.1pt;visibility:visible;mso-wrap-style:square;mso-width-percent:0;mso-height-percent:0;mso-left-percent:-10001;mso-top-percent:-10001;mso-position-horizontal:absolute;mso-position-horizontal-relative:char;mso-position-vertical:absolute;mso-position-vertical-relative:line;mso-width-percent:0;mso-height-percent:0;mso-left-percent:-10001;mso-top-percent:-10001;v-text-anchor:top" filled="f">
             <o:lock v:ext="edit" rotation="t" aspectratio="t" verticies="t" text="t" shapetype="t"/>
             <w10:anchorlock/>
@@ -7826,7 +7803,7 @@
           <w:rFonts w:ascii="Aptos" w:eastAsia="Aptos" w:hAnsi="Aptos"/>
           <w:noProof/>
         </w:rPr>
-        <w:pict w14:anchorId="0AF8A550">
+        <w:pict w14:anchorId="5F551505">
           <v:rect id="Horizontal Line 60" o:spid="_x0000_s1095" alt="" style="width:451.3pt;height:.1pt;visibility:visible;mso-wrap-style:square;mso-width-percent:0;mso-height-percent:0;mso-left-percent:-10001;mso-top-percent:-10001;mso-position-horizontal:absolute;mso-position-horizontal-relative:char;mso-position-vertical:absolute;mso-position-vertical-relative:line;mso-width-percent:0;mso-height-percent:0;mso-left-percent:-10001;mso-top-percent:-10001;v-text-anchor:top" filled="f">
             <o:lock v:ext="edit" rotation="t" aspectratio="t" verticies="t" text="t" shapetype="t"/>
             <w10:anchorlock/>
@@ -8007,7 +7984,7 @@
           <w:rFonts w:ascii="Aptos" w:eastAsia="Aptos" w:hAnsi="Aptos"/>
           <w:noProof/>
         </w:rPr>
-        <w:pict w14:anchorId="2E2BDADF">
+        <w:pict w14:anchorId="4B552D5F">
           <v:rect id="Horizontal Line 61" o:spid="_x0000_s1094" alt="" style="width:451.3pt;height:.1pt;visibility:visible;mso-wrap-style:square;mso-width-percent:0;mso-height-percent:0;mso-left-percent:-10001;mso-top-percent:-10001;mso-position-horizontal:absolute;mso-position-horizontal-relative:char;mso-position-vertical:absolute;mso-position-vertical-relative:line;mso-width-percent:0;mso-height-percent:0;mso-left-percent:-10001;mso-top-percent:-10001;v-text-anchor:top" filled="f">
             <o:lock v:ext="edit" rotation="t" aspectratio="t" verticies="t" text="t" shapetype="t"/>
             <w10:anchorlock/>
@@ -8167,7 +8144,7 @@
           <w:rFonts w:ascii="Aptos" w:eastAsia="Aptos" w:hAnsi="Aptos"/>
           <w:noProof/>
         </w:rPr>
-        <w:pict w14:anchorId="3F8CC297">
+        <w:pict w14:anchorId="623F774F">
           <v:rect id="Horizontal Line 62" o:spid="_x0000_s1093" alt="" style="width:451.3pt;height:.1pt;visibility:visible;mso-wrap-style:square;mso-width-percent:0;mso-height-percent:0;mso-left-percent:-10001;mso-top-percent:-10001;mso-position-horizontal:absolute;mso-position-horizontal-relative:char;mso-position-vertical:absolute;mso-position-vertical-relative:line;mso-width-percent:0;mso-height-percent:0;mso-left-percent:-10001;mso-top-percent:-10001;v-text-anchor:top" filled="f">
             <o:lock v:ext="edit" rotation="t" aspectratio="t" verticies="t" text="t" shapetype="t"/>
             <w10:anchorlock/>
@@ -8460,7 +8437,7 @@
           <w:rFonts w:ascii="Aptos" w:eastAsia="Aptos" w:hAnsi="Aptos"/>
           <w:noProof/>
         </w:rPr>
-        <w:pict w14:anchorId="6A7A05F2">
+        <w:pict w14:anchorId="6DFE622C">
           <v:rect id="Horizontal Line 73" o:spid="_x0000_s1092" alt="" style="width:451.3pt;height:.1pt;visibility:visible;mso-wrap-style:square;mso-width-percent:0;mso-height-percent:0;mso-left-percent:-10001;mso-top-percent:-10001;mso-position-horizontal:absolute;mso-position-horizontal-relative:char;mso-position-vertical:absolute;mso-position-vertical-relative:line;mso-width-percent:0;mso-height-percent:0;mso-left-percent:-10001;mso-top-percent:-10001;v-text-anchor:top" filled="f">
             <o:lock v:ext="edit" rotation="t" aspectratio="t" verticies="t" text="t" shapetype="t"/>
             <w10:anchorlock/>
@@ -8640,7 +8617,7 @@
           <w:rFonts w:ascii="Aptos" w:eastAsia="Aptos" w:hAnsi="Aptos"/>
           <w:noProof/>
         </w:rPr>
-        <w:pict w14:anchorId="3C1B77D9">
+        <w:pict w14:anchorId="4AC14A90">
           <v:rect id="Horizontal Line 74" o:spid="_x0000_s1091" alt="" style="width:451.3pt;height:.1pt;visibility:visible;mso-wrap-style:square;mso-width-percent:0;mso-height-percent:0;mso-left-percent:-10001;mso-top-percent:-10001;mso-position-horizontal:absolute;mso-position-horizontal-relative:char;mso-position-vertical:absolute;mso-position-vertical-relative:line;mso-width-percent:0;mso-height-percent:0;mso-left-percent:-10001;mso-top-percent:-10001;v-text-anchor:top" filled="f">
             <o:lock v:ext="edit" rotation="t" aspectratio="t" verticies="t" text="t" shapetype="t"/>
             <w10:anchorlock/>
@@ -8840,7 +8817,7 @@
           <w:rFonts w:ascii="Aptos" w:eastAsia="Aptos" w:hAnsi="Aptos"/>
           <w:noProof/>
         </w:rPr>
-        <w:pict w14:anchorId="72684383">
+        <w:pict w14:anchorId="67E206FE">
           <v:rect id="Horizontal Line 75" o:spid="_x0000_s1090" alt="" style="width:451.3pt;height:.1pt;visibility:visible;mso-wrap-style:square;mso-width-percent:0;mso-height-percent:0;mso-left-percent:-10001;mso-top-percent:-10001;mso-position-horizontal:absolute;mso-position-horizontal-relative:char;mso-position-vertical:absolute;mso-position-vertical-relative:line;mso-width-percent:0;mso-height-percent:0;mso-left-percent:-10001;mso-top-percent:-10001;v-text-anchor:top" filled="f">
             <o:lock v:ext="edit" rotation="t" aspectratio="t" verticies="t" text="t" shapetype="t"/>
             <w10:anchorlock/>
@@ -9001,7 +8978,7 @@
           <w:rFonts w:ascii="Aptos" w:eastAsia="Aptos" w:hAnsi="Aptos"/>
           <w:noProof/>
         </w:rPr>
-        <w:pict w14:anchorId="285284AB">
+        <w:pict w14:anchorId="608A23BE">
           <v:rect id="Horizontal Line 76" o:spid="_x0000_s1089" alt="" style="width:451.3pt;height:.1pt;visibility:visible;mso-wrap-style:square;mso-width-percent:0;mso-height-percent:0;mso-left-percent:-10001;mso-top-percent:-10001;mso-position-horizontal:absolute;mso-position-horizontal-relative:char;mso-position-vertical:absolute;mso-position-vertical-relative:line;mso-width-percent:0;mso-height-percent:0;mso-left-percent:-10001;mso-top-percent:-10001;v-text-anchor:top" filled="f">
             <o:lock v:ext="edit" rotation="t" aspectratio="t" verticies="t" text="t" shapetype="t"/>
             <w10:anchorlock/>
@@ -9221,7 +9198,7 @@
           <w:rFonts w:ascii="Aptos" w:eastAsia="Aptos" w:hAnsi="Aptos"/>
           <w:noProof/>
         </w:rPr>
-        <w:pict w14:anchorId="55129467">
+        <w:pict w14:anchorId="6118F0A9">
           <v:rect id="Horizontal Line 77" o:spid="_x0000_s1088" alt="" style="width:451.3pt;height:.1pt;visibility:visible;mso-wrap-style:square;mso-width-percent:0;mso-height-percent:0;mso-left-percent:-10001;mso-top-percent:-10001;mso-position-horizontal:absolute;mso-position-horizontal-relative:char;mso-position-vertical:absolute;mso-position-vertical-relative:line;mso-width-percent:0;mso-height-percent:0;mso-left-percent:-10001;mso-top-percent:-10001;v-text-anchor:top" filled="f">
             <o:lock v:ext="edit" rotation="t" aspectratio="t" verticies="t" text="t" shapetype="t"/>
             <w10:anchorlock/>
@@ -9422,7 +9399,7 @@
           <w:rFonts w:ascii="Aptos" w:eastAsia="Aptos" w:hAnsi="Aptos"/>
           <w:noProof/>
         </w:rPr>
-        <w:pict w14:anchorId="6A1C222F">
+        <w:pict w14:anchorId="358AC8F5">
           <v:rect id="Horizontal Line 78" o:spid="_x0000_s1087" alt="" style="width:451.3pt;height:.1pt;visibility:visible;mso-wrap-style:square;mso-width-percent:0;mso-height-percent:0;mso-left-percent:-10001;mso-top-percent:-10001;mso-position-horizontal:absolute;mso-position-horizontal-relative:char;mso-position-vertical:absolute;mso-position-vertical-relative:line;mso-width-percent:0;mso-height-percent:0;mso-left-percent:-10001;mso-top-percent:-10001;v-text-anchor:top" filled="f">
             <o:lock v:ext="edit" rotation="t" aspectratio="t" verticies="t" text="t" shapetype="t"/>
             <w10:anchorlock/>
@@ -9582,7 +9559,7 @@
           <w:rFonts w:ascii="Aptos" w:eastAsia="Aptos" w:hAnsi="Aptos"/>
           <w:noProof/>
         </w:rPr>
-        <w:pict w14:anchorId="47079FD0">
+        <w:pict w14:anchorId="5EF11542">
           <v:rect id="Horizontal Line 79" o:spid="_x0000_s1086" alt="" style="width:451.3pt;height:.1pt;visibility:visible;mso-wrap-style:square;mso-width-percent:0;mso-height-percent:0;mso-left-percent:-10001;mso-top-percent:-10001;mso-position-horizontal:absolute;mso-position-horizontal-relative:char;mso-position-vertical:absolute;mso-position-vertical-relative:line;mso-width-percent:0;mso-height-percent:0;mso-left-percent:-10001;mso-top-percent:-10001;v-text-anchor:top" filled="f">
             <o:lock v:ext="edit" rotation="t" aspectratio="t" verticies="t" text="t" shapetype="t"/>
             <w10:anchorlock/>
@@ -9742,7 +9719,7 @@
           <w:rFonts w:ascii="Aptos" w:eastAsia="Aptos" w:hAnsi="Aptos"/>
           <w:noProof/>
         </w:rPr>
-        <w:pict w14:anchorId="4A7C2B87">
+        <w:pict w14:anchorId="5881FBBC">
           <v:rect id="Horizontal Line 80" o:spid="_x0000_s1085" alt="" style="width:451.3pt;height:.1pt;visibility:visible;mso-wrap-style:square;mso-width-percent:0;mso-height-percent:0;mso-left-percent:-10001;mso-top-percent:-10001;mso-position-horizontal:absolute;mso-position-horizontal-relative:char;mso-position-vertical:absolute;mso-position-vertical-relative:line;mso-width-percent:0;mso-height-percent:0;mso-left-percent:-10001;mso-top-percent:-10001;v-text-anchor:top" filled="f">
             <o:lock v:ext="edit" rotation="t" aspectratio="t" verticies="t" text="t" shapetype="t"/>
             <w10:anchorlock/>
@@ -9883,7 +9860,7 @@
           <w:rFonts w:ascii="Aptos" w:eastAsia="Aptos" w:hAnsi="Aptos"/>
           <w:noProof/>
         </w:rPr>
-        <w:pict w14:anchorId="496F4C06">
+        <w:pict w14:anchorId="2D43F8E1">
           <v:rect id="Horizontal Line 81" o:spid="_x0000_s1084" alt="" style="width:451.3pt;height:.1pt;visibility:visible;mso-wrap-style:square;mso-width-percent:0;mso-height-percent:0;mso-left-percent:-10001;mso-top-percent:-10001;mso-position-horizontal:absolute;mso-position-horizontal-relative:char;mso-position-vertical:absolute;mso-position-vertical-relative:line;mso-width-percent:0;mso-height-percent:0;mso-left-percent:-10001;mso-top-percent:-10001;v-text-anchor:top" filled="f">
             <o:lock v:ext="edit" rotation="t" aspectratio="t" verticies="t" text="t" shapetype="t"/>
             <w10:anchorlock/>
@@ -10217,7 +10194,7 @@
           <w:rFonts w:ascii="Aptos" w:eastAsia="Aptos" w:hAnsi="Aptos"/>
           <w:noProof/>
         </w:rPr>
-        <w:pict w14:anchorId="5B8F3849">
+        <w:pict w14:anchorId="777225BB">
           <v:rect id="Horizontal Line 82" o:spid="_x0000_s1083" alt="" style="width:451.3pt;height:.1pt;visibility:visible;mso-wrap-style:square;mso-width-percent:0;mso-height-percent:0;mso-left-percent:-10001;mso-top-percent:-10001;mso-position-horizontal:absolute;mso-position-horizontal-relative:char;mso-position-vertical:absolute;mso-position-vertical-relative:line;mso-width-percent:0;mso-height-percent:0;mso-left-percent:-10001;mso-top-percent:-10001;v-text-anchor:top" filled="f">
             <o:lock v:ext="edit" rotation="t" aspectratio="t" verticies="t" text="t" shapetype="t"/>
             <w10:anchorlock/>
@@ -10510,7 +10487,7 @@
           <w:rFonts w:ascii="Aptos" w:eastAsia="Aptos" w:hAnsi="Aptos"/>
           <w:noProof/>
         </w:rPr>
-        <w:pict w14:anchorId="62DA5DA0">
+        <w:pict w14:anchorId="262B0C24">
           <v:rect id="Horizontal Line 93" o:spid="_x0000_s1082" alt="" style="width:451.3pt;height:.1pt;visibility:visible;mso-wrap-style:square;mso-width-percent:0;mso-height-percent:0;mso-left-percent:-10001;mso-top-percent:-10001;mso-position-horizontal:absolute;mso-position-horizontal-relative:char;mso-position-vertical:absolute;mso-position-vertical-relative:line;mso-width-percent:0;mso-height-percent:0;mso-left-percent:-10001;mso-top-percent:-10001;v-text-anchor:top" filled="f">
             <o:lock v:ext="edit" rotation="t" aspectratio="t" verticies="t" text="t" shapetype="t"/>
             <w10:anchorlock/>
@@ -10915,7 +10892,7 @@
           <w:rFonts w:ascii="Aptos" w:eastAsia="Aptos" w:hAnsi="Aptos"/>
           <w:noProof/>
         </w:rPr>
-        <w:pict w14:anchorId="7F1D30B8">
+        <w:pict w14:anchorId="38FDB90B">
           <v:rect id="Horizontal Line 94" o:spid="_x0000_s1081" alt="" style="width:451.3pt;height:.1pt;visibility:visible;mso-wrap-style:square;mso-width-percent:0;mso-height-percent:0;mso-left-percent:-10001;mso-top-percent:-10001;mso-position-horizontal:absolute;mso-position-horizontal-relative:char;mso-position-vertical:absolute;mso-position-vertical-relative:line;mso-width-percent:0;mso-height-percent:0;mso-left-percent:-10001;mso-top-percent:-10001;v-text-anchor:top" filled="f">
             <o:lock v:ext="edit" rotation="t" aspectratio="t" verticies="t" text="t" shapetype="t"/>
             <w10:anchorlock/>
@@ -11076,7 +11053,7 @@
           <w:rFonts w:ascii="Aptos" w:eastAsia="Aptos" w:hAnsi="Aptos"/>
           <w:noProof/>
         </w:rPr>
-        <w:pict w14:anchorId="5A7E872F">
+        <w:pict w14:anchorId="2F6B47B4">
           <v:rect id="Horizontal Line 95" o:spid="_x0000_s1080" alt="" style="width:451.3pt;height:.1pt;visibility:visible;mso-wrap-style:square;mso-width-percent:0;mso-height-percent:0;mso-left-percent:-10001;mso-top-percent:-10001;mso-position-horizontal:absolute;mso-position-horizontal-relative:char;mso-position-vertical:absolute;mso-position-vertical-relative:line;mso-width-percent:0;mso-height-percent:0;mso-left-percent:-10001;mso-top-percent:-10001;v-text-anchor:top" filled="f">
             <o:lock v:ext="edit" rotation="t" aspectratio="t" verticies="t" text="t" shapetype="t"/>
             <w10:anchorlock/>
@@ -11227,7 +11204,7 @@
           <w:rFonts w:ascii="Aptos" w:eastAsia="Aptos" w:hAnsi="Aptos"/>
           <w:noProof/>
         </w:rPr>
-        <w:pict w14:anchorId="4E14513E">
+        <w:pict w14:anchorId="74D8620B">
           <v:rect id="Horizontal Line 96" o:spid="_x0000_s1079" alt="" style="width:451.3pt;height:.1pt;visibility:visible;mso-wrap-style:square;mso-width-percent:0;mso-height-percent:0;mso-left-percent:-10001;mso-top-percent:-10001;mso-position-horizontal:absolute;mso-position-horizontal-relative:char;mso-position-vertical:absolute;mso-position-vertical-relative:line;mso-width-percent:0;mso-height-percent:0;mso-left-percent:-10001;mso-top-percent:-10001;v-text-anchor:top" filled="f">
             <o:lock v:ext="edit" rotation="t" aspectratio="t" verticies="t" text="t" shapetype="t"/>
             <w10:anchorlock/>
@@ -11307,7 +11284,7 @@
           <w:rFonts w:ascii="Aptos" w:eastAsia="Aptos" w:hAnsi="Aptos"/>
           <w:noProof/>
         </w:rPr>
-        <w:pict w14:anchorId="39EFCDF9">
+        <w:pict w14:anchorId="10526A8D">
           <v:rect id="Horizontal Line 97" o:spid="_x0000_s1078" alt="" style="width:451.3pt;height:.1pt;visibility:visible;mso-wrap-style:square;mso-width-percent:0;mso-height-percent:0;mso-left-percent:-10001;mso-top-percent:-10001;mso-position-horizontal:absolute;mso-position-horizontal-relative:char;mso-position-vertical:absolute;mso-position-vertical-relative:line;mso-width-percent:0;mso-height-percent:0;mso-left-percent:-10001;mso-top-percent:-10001;v-text-anchor:top" filled="f">
             <o:lock v:ext="edit" rotation="t" aspectratio="t" verticies="t" text="t" shapetype="t"/>
             <w10:anchorlock/>
@@ -11407,7 +11384,7 @@
           <w:rFonts w:ascii="Aptos" w:eastAsia="Aptos" w:hAnsi="Aptos"/>
           <w:noProof/>
         </w:rPr>
-        <w:pict w14:anchorId="2FA0B014">
+        <w:pict w14:anchorId="60E9B747">
           <v:rect id="Horizontal Line 98" o:spid="_x0000_s1077" alt="" style="width:451.3pt;height:.1pt;visibility:visible;mso-wrap-style:square;mso-width-percent:0;mso-height-percent:0;mso-left-percent:-10001;mso-top-percent:-10001;mso-position-horizontal:absolute;mso-position-horizontal-relative:char;mso-position-vertical:absolute;mso-position-vertical-relative:line;mso-width-percent:0;mso-height-percent:0;mso-left-percent:-10001;mso-top-percent:-10001;v-text-anchor:top" filled="f">
             <o:lock v:ext="edit" rotation="t" aspectratio="t" verticies="t" text="t" shapetype="t"/>
             <w10:anchorlock/>
@@ -11757,7 +11734,7 @@
           <w:rFonts w:ascii="Aptos" w:eastAsia="Aptos" w:hAnsi="Aptos"/>
           <w:noProof/>
         </w:rPr>
-        <w:pict w14:anchorId="6D631D1C">
+        <w:pict w14:anchorId="3E8A262D">
           <v:rect id="Horizontal Line 104" o:spid="_x0000_s1076" alt="" style="width:451.3pt;height:.1pt;visibility:visible;mso-wrap-style:square;mso-width-percent:0;mso-height-percent:0;mso-left-percent:-10001;mso-top-percent:-10001;mso-position-horizontal:absolute;mso-position-horizontal-relative:char;mso-position-vertical:absolute;mso-position-vertical-relative:line;mso-width-percent:0;mso-height-percent:0;mso-left-percent:-10001;mso-top-percent:-10001;v-text-anchor:top" filled="f">
             <o:lock v:ext="edit" rotation="t" aspectratio="t" verticies="t" text="t" shapetype="t"/>
             <w10:anchorlock/>
@@ -11969,7 +11946,7 @@
           <w:rFonts w:ascii="Aptos" w:eastAsia="Aptos" w:hAnsi="Aptos"/>
           <w:noProof/>
         </w:rPr>
-        <w:pict w14:anchorId="062989C4">
+        <w:pict w14:anchorId="4CB8781A">
           <v:rect id="Horizontal Line 106" o:spid="_x0000_s1075" alt="" style="width:451.3pt;height:.1pt;visibility:visible;mso-wrap-style:square;mso-width-percent:0;mso-height-percent:0;mso-left-percent:-10001;mso-top-percent:-10001;mso-position-horizontal:absolute;mso-position-horizontal-relative:char;mso-position-vertical:absolute;mso-position-vertical-relative:line;mso-width-percent:0;mso-height-percent:0;mso-left-percent:-10001;mso-top-percent:-10001;v-text-anchor:top" filled="f">
             <o:lock v:ext="edit" rotation="t" aspectratio="t" verticies="t" text="t" shapetype="t"/>
             <w10:anchorlock/>
@@ -12129,7 +12106,7 @@
           <w:rFonts w:ascii="Aptos" w:eastAsia="Aptos" w:hAnsi="Aptos"/>
           <w:noProof/>
         </w:rPr>
-        <w:pict w14:anchorId="3F13C1E0">
+        <w:pict w14:anchorId="38137DDD">
           <v:rect id="Horizontal Line 107" o:spid="_x0000_s1074" alt="" style="width:451.3pt;height:.1pt;visibility:visible;mso-wrap-style:square;mso-width-percent:0;mso-height-percent:0;mso-left-percent:-10001;mso-top-percent:-10001;mso-position-horizontal:absolute;mso-position-horizontal-relative:char;mso-position-vertical:absolute;mso-position-vertical-relative:line;mso-width-percent:0;mso-height-percent:0;mso-left-percent:-10001;mso-top-percent:-10001;v-text-anchor:top" filled="f">
             <o:lock v:ext="edit" rotation="t" aspectratio="t" verticies="t" text="t" shapetype="t"/>
             <w10:anchorlock/>
@@ -12283,7 +12260,7 @@
           <w:rFonts w:ascii="Aptos" w:eastAsia="Aptos" w:hAnsi="Aptos"/>
           <w:noProof/>
         </w:rPr>
-        <w:pict w14:anchorId="547DD39C">
+        <w:pict w14:anchorId="46084D0C">
           <v:rect id="Horizontal Line 108" o:spid="_x0000_s1073" alt="" style="width:451.3pt;height:.1pt;visibility:visible;mso-wrap-style:square;mso-width-percent:0;mso-height-percent:0;mso-left-percent:-10001;mso-top-percent:-10001;mso-position-horizontal:absolute;mso-position-horizontal-relative:char;mso-position-vertical:absolute;mso-position-vertical-relative:line;mso-width-percent:0;mso-height-percent:0;mso-left-percent:-10001;mso-top-percent:-10001;v-text-anchor:top" filled="f">
             <o:lock v:ext="edit" rotation="t" aspectratio="t" verticies="t" text="t" shapetype="t"/>
             <w10:anchorlock/>
@@ -12557,7 +12534,7 @@
           <w:rFonts w:ascii="Aptos" w:eastAsia="Aptos" w:hAnsi="Aptos"/>
           <w:noProof/>
         </w:rPr>
-        <w:pict w14:anchorId="5E46A1CF">
+        <w:pict w14:anchorId="36743897">
           <v:rect id="Horizontal Line 125" o:spid="_x0000_s1072" alt="" style="width:451.3pt;height:.1pt;visibility:visible;mso-wrap-style:square;mso-width-percent:0;mso-height-percent:0;mso-left-percent:-10001;mso-top-percent:-10001;mso-position-horizontal:absolute;mso-position-horizontal-relative:char;mso-position-vertical:absolute;mso-position-vertical-relative:line;mso-width-percent:0;mso-height-percent:0;mso-left-percent:-10001;mso-top-percent:-10001;v-text-anchor:top" filled="f">
             <o:lock v:ext="edit" rotation="t" aspectratio="t" verticies="t" text="t" shapetype="t"/>
             <w10:anchorlock/>
@@ -12757,7 +12734,7 @@
           <w:rFonts w:ascii="Aptos" w:eastAsia="Aptos" w:hAnsi="Aptos"/>
           <w:noProof/>
         </w:rPr>
-        <w:pict w14:anchorId="16BE73CF">
+        <w:pict w14:anchorId="2EEEF61C">
           <v:rect id="Horizontal Line 126" o:spid="_x0000_s1071" alt="" style="width:451.3pt;height:.1pt;visibility:visible;mso-wrap-style:square;mso-width-percent:0;mso-height-percent:0;mso-left-percent:-10001;mso-top-percent:-10001;mso-position-horizontal:absolute;mso-position-horizontal-relative:char;mso-position-vertical:absolute;mso-position-vertical-relative:line;mso-width-percent:0;mso-height-percent:0;mso-left-percent:-10001;mso-top-percent:-10001;v-text-anchor:top" filled="f">
             <o:lock v:ext="edit" rotation="t" aspectratio="t" verticies="t" text="t" shapetype="t"/>
             <w10:anchorlock/>
@@ -12857,7 +12834,7 @@
           <w:rFonts w:ascii="Aptos" w:eastAsia="Aptos" w:hAnsi="Aptos"/>
           <w:noProof/>
         </w:rPr>
-        <w:pict w14:anchorId="126CAB8A">
+        <w:pict w14:anchorId="420CA934">
           <v:rect id="Horizontal Line 127" o:spid="_x0000_s1070" alt="" style="width:451.3pt;height:.1pt;visibility:visible;mso-wrap-style:square;mso-width-percent:0;mso-height-percent:0;mso-left-percent:-10001;mso-top-percent:-10001;mso-position-horizontal:absolute;mso-position-horizontal-relative:char;mso-position-vertical:absolute;mso-position-vertical-relative:line;mso-width-percent:0;mso-height-percent:0;mso-left-percent:-10001;mso-top-percent:-10001;v-text-anchor:top" filled="f">
             <o:lock v:ext="edit" rotation="t" aspectratio="t" verticies="t" text="t" shapetype="t"/>
             <w10:anchorlock/>
@@ -13020,7 +12997,7 @@
           <w:rFonts w:ascii="Aptos" w:eastAsia="Aptos" w:hAnsi="Aptos"/>
           <w:noProof/>
         </w:rPr>
-        <w:pict w14:anchorId="73D4F6EC">
+        <w:pict w14:anchorId="6BD615ED">
           <v:rect id="Horizontal Line 128" o:spid="_x0000_s1069" alt="" style="width:451.3pt;height:.1pt;visibility:visible;mso-wrap-style:square;mso-width-percent:0;mso-height-percent:0;mso-left-percent:-10001;mso-top-percent:-10001;mso-position-horizontal:absolute;mso-position-horizontal-relative:char;mso-position-vertical:absolute;mso-position-vertical-relative:line;mso-width-percent:0;mso-height-percent:0;mso-left-percent:-10001;mso-top-percent:-10001;v-text-anchor:top" filled="f">
             <o:lock v:ext="edit" rotation="t" aspectratio="t" verticies="t" text="t" shapetype="t"/>
             <w10:anchorlock/>
@@ -13142,7 +13119,7 @@
           <w:rFonts w:ascii="Aptos" w:eastAsia="Aptos" w:hAnsi="Aptos"/>
           <w:noProof/>
         </w:rPr>
-        <w:pict w14:anchorId="7C6AAD73">
+        <w:pict w14:anchorId="30961D1B">
           <v:rect id="Horizontal Line 129" o:spid="_x0000_s1068" alt="" style="width:451.3pt;height:.1pt;visibility:visible;mso-wrap-style:square;mso-width-percent:0;mso-height-percent:0;mso-left-percent:-10001;mso-top-percent:-10001;mso-position-horizontal:absolute;mso-position-horizontal-relative:char;mso-position-vertical:absolute;mso-position-vertical-relative:line;mso-width-percent:0;mso-height-percent:0;mso-left-percent:-10001;mso-top-percent:-10001;v-text-anchor:top" filled="f">
             <o:lock v:ext="edit" rotation="t" aspectratio="t" verticies="t" text="t" shapetype="t"/>
             <w10:anchorlock/>
@@ -13242,7 +13219,7 @@
           <w:rFonts w:ascii="Aptos" w:eastAsia="Aptos" w:hAnsi="Aptos"/>
           <w:noProof/>
         </w:rPr>
-        <w:pict w14:anchorId="26F01EE7">
+        <w:pict w14:anchorId="55E59EAB">
           <v:rect id="Horizontal Line 130" o:spid="_x0000_s1067" alt="" style="width:451.3pt;height:.1pt;visibility:visible;mso-wrap-style:square;mso-width-percent:0;mso-height-percent:0;mso-left-percent:-10001;mso-top-percent:-10001;mso-position-horizontal:absolute;mso-position-horizontal-relative:char;mso-position-vertical:absolute;mso-position-vertical-relative:line;mso-width-percent:0;mso-height-percent:0;mso-left-percent:-10001;mso-top-percent:-10001;v-text-anchor:top" filled="f">
             <o:lock v:ext="edit" rotation="t" aspectratio="t" verticies="t" text="t" shapetype="t"/>
             <w10:anchorlock/>
@@ -13342,7 +13319,7 @@
           <w:rFonts w:ascii="Aptos" w:eastAsia="Aptos" w:hAnsi="Aptos"/>
           <w:noProof/>
         </w:rPr>
-        <w:pict w14:anchorId="0A585D82">
+        <w:pict w14:anchorId="225F4CAC">
           <v:rect id="Horizontal Line 131" o:spid="_x0000_s1066" alt="" style="width:451.3pt;height:.1pt;visibility:visible;mso-wrap-style:square;mso-width-percent:0;mso-height-percent:0;mso-left-percent:-10001;mso-top-percent:-10001;mso-position-horizontal:absolute;mso-position-horizontal-relative:char;mso-position-vertical:absolute;mso-position-vertical-relative:line;mso-width-percent:0;mso-height-percent:0;mso-left-percent:-10001;mso-top-percent:-10001;v-text-anchor:top" filled="f">
             <o:lock v:ext="edit" rotation="t" aspectratio="t" verticies="t" text="t" shapetype="t"/>
             <w10:anchorlock/>
@@ -13611,7 +13588,7 @@
           <w:rFonts w:ascii="Aptos" w:eastAsia="Aptos" w:hAnsi="Aptos"/>
           <w:noProof/>
         </w:rPr>
-        <w:pict w14:anchorId="589A52DA">
+        <w:pict w14:anchorId="1422CBA7">
           <v:rect id="Horizontal Line 132" o:spid="_x0000_s1065" alt="" style="width:451.3pt;height:.1pt;visibility:visible;mso-wrap-style:square;mso-width-percent:0;mso-height-percent:0;mso-left-percent:-10001;mso-top-percent:-10001;mso-position-horizontal:absolute;mso-position-horizontal-relative:char;mso-position-vertical:absolute;mso-position-vertical-relative:line;mso-width-percent:0;mso-height-percent:0;mso-left-percent:-10001;mso-top-percent:-10001;v-text-anchor:top" filled="f">
             <o:lock v:ext="edit" rotation="t" aspectratio="t" verticies="t" text="t" shapetype="t"/>
             <w10:anchorlock/>
@@ -13903,7 +13880,7 @@
           <w:rFonts w:ascii="Aptos" w:eastAsia="Aptos" w:hAnsi="Aptos"/>
           <w:noProof/>
         </w:rPr>
-        <w:pict w14:anchorId="4EFA1201">
+        <w:pict w14:anchorId="7B4D4366">
           <v:rect id="Horizontal Line 133" o:spid="_x0000_s1064" alt="" style="width:451.3pt;height:.1pt;visibility:visible;mso-wrap-style:square;mso-width-percent:0;mso-height-percent:0;mso-left-percent:-10001;mso-top-percent:-10001;mso-position-horizontal:absolute;mso-position-horizontal-relative:char;mso-position-vertical:absolute;mso-position-vertical-relative:line;mso-width-percent:0;mso-height-percent:0;mso-left-percent:-10001;mso-top-percent:-10001;v-text-anchor:top" filled="f">
             <o:lock v:ext="edit" rotation="t" aspectratio="t" verticies="t" text="t" shapetype="t"/>
             <w10:anchorlock/>
@@ -14163,7 +14140,7 @@
           <w:rFonts w:ascii="Aptos" w:eastAsia="Aptos" w:hAnsi="Aptos"/>
           <w:noProof/>
         </w:rPr>
-        <w:pict w14:anchorId="536A230C">
+        <w:pict w14:anchorId="15D5D4F9">
           <v:rect id="Horizontal Line 134" o:spid="_x0000_s1063" alt="" style="width:451.3pt;height:.1pt;visibility:visible;mso-wrap-style:square;mso-width-percent:0;mso-height-percent:0;mso-left-percent:-10001;mso-top-percent:-10001;mso-position-horizontal:absolute;mso-position-horizontal-relative:char;mso-position-vertical:absolute;mso-position-vertical-relative:line;mso-width-percent:0;mso-height-percent:0;mso-left-percent:-10001;mso-top-percent:-10001;v-text-anchor:top" filled="f">
             <o:lock v:ext="edit" rotation="t" aspectratio="t" verticies="t" text="t" shapetype="t"/>
             <w10:anchorlock/>
@@ -14369,7 +14346,7 @@
           <w:rFonts w:ascii="Aptos" w:eastAsia="Aptos" w:hAnsi="Aptos"/>
           <w:noProof/>
         </w:rPr>
-        <w:pict w14:anchorId="43DD1B5B">
+        <w:pict w14:anchorId="4973658A">
           <v:rect id="Horizontal Line 135" o:spid="_x0000_s1062" alt="" style="width:451.3pt;height:.1pt;visibility:visible;mso-wrap-style:square;mso-width-percent:0;mso-height-percent:0;mso-left-percent:-10001;mso-top-percent:-10001;mso-position-horizontal:absolute;mso-position-horizontal-relative:char;mso-position-vertical:absolute;mso-position-vertical-relative:line;mso-width-percent:0;mso-height-percent:0;mso-left-percent:-10001;mso-top-percent:-10001;v-text-anchor:top" filled="f">
             <o:lock v:ext="edit" rotation="t" aspectratio="t" verticies="t" text="t" shapetype="t"/>
             <w10:anchorlock/>
@@ -14642,7 +14619,7 @@
           <w:rFonts w:ascii="Aptos" w:eastAsia="Aptos" w:hAnsi="Aptos"/>
           <w:noProof/>
         </w:rPr>
-        <w:pict w14:anchorId="68DD95EA">
+        <w:pict w14:anchorId="41544F60">
           <v:rect id="Horizontal Line 147" o:spid="_x0000_s1061" alt="" style="width:451.3pt;height:.1pt;visibility:visible;mso-wrap-style:square;mso-width-percent:0;mso-height-percent:0;mso-left-percent:-10001;mso-top-percent:-10001;mso-position-horizontal:absolute;mso-position-horizontal-relative:char;mso-position-vertical:absolute;mso-position-vertical-relative:line;mso-width-percent:0;mso-height-percent:0;mso-left-percent:-10001;mso-top-percent:-10001;v-text-anchor:top" filled="f">
             <o:lock v:ext="edit" rotation="t" aspectratio="t" verticies="t" text="t" shapetype="t"/>
             <w10:anchorlock/>
@@ -14842,7 +14819,7 @@
           <w:rFonts w:ascii="Aptos" w:eastAsia="Aptos" w:hAnsi="Aptos"/>
           <w:noProof/>
         </w:rPr>
-        <w:pict w14:anchorId="212FDBFB">
+        <w:pict w14:anchorId="44718624">
           <v:rect id="Horizontal Line 148" o:spid="_x0000_s1060" alt="" style="width:451.3pt;height:.1pt;visibility:visible;mso-wrap-style:square;mso-width-percent:0;mso-height-percent:0;mso-left-percent:-10001;mso-top-percent:-10001;mso-position-horizontal:absolute;mso-position-horizontal-relative:char;mso-position-vertical:absolute;mso-position-vertical-relative:line;mso-width-percent:0;mso-height-percent:0;mso-left-percent:-10001;mso-top-percent:-10001;v-text-anchor:top" filled="f">
             <o:lock v:ext="edit" rotation="t" aspectratio="t" verticies="t" text="t" shapetype="t"/>
             <w10:anchorlock/>
@@ -15860,7 +15837,7 @@
           <w:rFonts w:ascii="Aptos" w:eastAsia="Aptos" w:hAnsi="Aptos"/>
           <w:noProof/>
         </w:rPr>
-        <w:pict w14:anchorId="19FD84BB">
+        <w:pict w14:anchorId="008832CB">
           <v:rect id="Horizontal Line 149" o:spid="_x0000_s1059" alt="" style="width:451.3pt;height:.1pt;visibility:visible;mso-wrap-style:square;mso-width-percent:0;mso-height-percent:0;mso-left-percent:-10001;mso-top-percent:-10001;mso-position-horizontal:absolute;mso-position-horizontal-relative:char;mso-position-vertical:absolute;mso-position-vertical-relative:line;mso-width-percent:0;mso-height-percent:0;mso-left-percent:-10001;mso-top-percent:-10001;v-text-anchor:top" filled="f">
             <o:lock v:ext="edit" rotation="t" aspectratio="t" verticies="t" text="t" shapetype="t"/>
             <w10:anchorlock/>
@@ -16244,7 +16221,7 @@
           <w:rFonts w:ascii="Aptos" w:eastAsia="Aptos" w:hAnsi="Aptos"/>
           <w:noProof/>
         </w:rPr>
-        <w:pict w14:anchorId="6970117E">
+        <w:pict w14:anchorId="451EE6B5">
           <v:rect id="Horizontal Line 150" o:spid="_x0000_s1058" alt="" style="width:451.3pt;height:.1pt;visibility:visible;mso-wrap-style:square;mso-width-percent:0;mso-height-percent:0;mso-left-percent:-10001;mso-top-percent:-10001;mso-position-horizontal:absolute;mso-position-horizontal-relative:char;mso-position-vertical:absolute;mso-position-vertical-relative:line;mso-width-percent:0;mso-height-percent:0;mso-left-percent:-10001;mso-top-percent:-10001;v-text-anchor:top" filled="f">
             <o:lock v:ext="edit" rotation="t" aspectratio="t" verticies="t" text="t" shapetype="t"/>
             <w10:anchorlock/>
@@ -16698,7 +16675,7 @@
           <w:rFonts w:ascii="Aptos" w:eastAsia="Aptos" w:hAnsi="Aptos"/>
           <w:noProof/>
         </w:rPr>
-        <w:pict w14:anchorId="01EA9D0A">
+        <w:pict w14:anchorId="014F835D">
           <v:rect id="Horizontal Line 151" o:spid="_x0000_s1057" alt="" style="width:451.3pt;height:.1pt;visibility:visible;mso-wrap-style:square;mso-width-percent:0;mso-height-percent:0;mso-left-percent:-10001;mso-top-percent:-10001;mso-position-horizontal:absolute;mso-position-horizontal-relative:char;mso-position-vertical:absolute;mso-position-vertical-relative:line;mso-width-percent:0;mso-height-percent:0;mso-left-percent:-10001;mso-top-percent:-10001;v-text-anchor:top" filled="f">
             <o:lock v:ext="edit" rotation="t" aspectratio="t" verticies="t" text="t" shapetype="t"/>
             <w10:anchorlock/>
@@ -16958,7 +16935,7 @@
           <w:rFonts w:ascii="Aptos" w:eastAsia="Aptos" w:hAnsi="Aptos"/>
           <w:noProof/>
         </w:rPr>
-        <w:pict w14:anchorId="7DA4D664">
+        <w:pict w14:anchorId="609582F3">
           <v:rect id="Horizontal Line 152" o:spid="_x0000_s1056" alt="" style="width:451.3pt;height:.1pt;visibility:visible;mso-wrap-style:square;mso-width-percent:0;mso-height-percent:0;mso-left-percent:-10001;mso-top-percent:-10001;mso-position-horizontal:absolute;mso-position-horizontal-relative:char;mso-position-vertical:absolute;mso-position-vertical-relative:line;mso-width-percent:0;mso-height-percent:0;mso-left-percent:-10001;mso-top-percent:-10001;v-text-anchor:top" filled="f">
             <o:lock v:ext="edit" rotation="t" aspectratio="t" verticies="t" text="t" shapetype="t"/>
             <w10:anchorlock/>
@@ -17263,7 +17240,7 @@
           <w:rFonts w:ascii="Aptos" w:eastAsia="Aptos" w:hAnsi="Aptos"/>
           <w:noProof/>
         </w:rPr>
-        <w:pict w14:anchorId="48510C35">
+        <w:pict w14:anchorId="258830F2">
           <v:rect id="Horizontal Line 153" o:spid="_x0000_s1055" alt="" style="width:451.3pt;height:.1pt;visibility:visible;mso-wrap-style:square;mso-width-percent:0;mso-height-percent:0;mso-left-percent:-10001;mso-top-percent:-10001;mso-position-horizontal:absolute;mso-position-horizontal-relative:char;mso-position-vertical:absolute;mso-position-vertical-relative:line;mso-width-percent:0;mso-height-percent:0;mso-left-percent:-10001;mso-top-percent:-10001;v-text-anchor:top" filled="f">
             <o:lock v:ext="edit" rotation="t" aspectratio="t" verticies="t" text="t" shapetype="t"/>
             <w10:anchorlock/>
@@ -17499,7 +17476,7 @@
           <w:rFonts w:ascii="Aptos" w:eastAsia="Aptos" w:hAnsi="Aptos"/>
           <w:noProof/>
         </w:rPr>
-        <w:pict w14:anchorId="73EF7107">
+        <w:pict w14:anchorId="7E623D8E">
           <v:rect id="Horizontal Line 154" o:spid="_x0000_s1054" alt="" style="width:451.3pt;height:.1pt;visibility:visible;mso-wrap-style:square;mso-width-percent:0;mso-height-percent:0;mso-left-percent:-10001;mso-top-percent:-10001;mso-position-horizontal:absolute;mso-position-horizontal-relative:char;mso-position-vertical:absolute;mso-position-vertical-relative:line;mso-width-percent:0;mso-height-percent:0;mso-left-percent:-10001;mso-top-percent:-10001;v-text-anchor:top" filled="f">
             <o:lock v:ext="edit" rotation="t" aspectratio="t" verticies="t" text="t" shapetype="t"/>
             <w10:anchorlock/>
@@ -17763,7 +17740,7 @@
           <w:rFonts w:ascii="Aptos" w:eastAsia="Aptos" w:hAnsi="Aptos"/>
           <w:noProof/>
         </w:rPr>
-        <w:pict w14:anchorId="35E82DC3">
+        <w:pict w14:anchorId="182C21C9">
           <v:rect id="Horizontal Line 155" o:spid="_x0000_s1053" alt="" style="width:451.3pt;height:.1pt;visibility:visible;mso-wrap-style:square;mso-width-percent:0;mso-height-percent:0;mso-left-percent:-10001;mso-top-percent:-10001;mso-position-horizontal:absolute;mso-position-horizontal-relative:char;mso-position-vertical:absolute;mso-position-vertical-relative:line;mso-width-percent:0;mso-height-percent:0;mso-left-percent:-10001;mso-top-percent:-10001;v-text-anchor:top" filled="f">
             <o:lock v:ext="edit" rotation="t" aspectratio="t" verticies="t" text="t" shapetype="t"/>
             <w10:anchorlock/>
@@ -17997,7 +17974,7 @@
           <w:rFonts w:ascii="Aptos" w:eastAsia="Aptos" w:hAnsi="Aptos"/>
           <w:noProof/>
         </w:rPr>
-        <w:pict w14:anchorId="13B4B866">
+        <w:pict w14:anchorId="1CEEB045">
           <v:rect id="Horizontal Line 165" o:spid="_x0000_s1052" alt="" style="width:451.3pt;height:.1pt;visibility:visible;mso-wrap-style:square;mso-width-percent:0;mso-height-percent:0;mso-left-percent:-10001;mso-top-percent:-10001;mso-position-horizontal:absolute;mso-position-horizontal-relative:char;mso-position-vertical:absolute;mso-position-vertical-relative:line;mso-width-percent:0;mso-height-percent:0;mso-left-percent:-10001;mso-top-percent:-10001;v-text-anchor:top" filled="f">
             <o:lock v:ext="edit" rotation="t" aspectratio="t" verticies="t" text="t" shapetype="t"/>
             <w10:anchorlock/>
@@ -18137,7 +18114,7 @@
           <w:rFonts w:ascii="Aptos" w:eastAsia="Aptos" w:hAnsi="Aptos"/>
           <w:noProof/>
         </w:rPr>
-        <w:pict w14:anchorId="50FFE6F7">
+        <w:pict w14:anchorId="2A396FF7">
           <v:rect id="Horizontal Line 166" o:spid="_x0000_s1051" alt="" style="width:451.3pt;height:.1pt;visibility:visible;mso-wrap-style:square;mso-width-percent:0;mso-height-percent:0;mso-left-percent:-10001;mso-top-percent:-10001;mso-position-horizontal:absolute;mso-position-horizontal-relative:char;mso-position-vertical:absolute;mso-position-vertical-relative:line;mso-width-percent:0;mso-height-percent:0;mso-left-percent:-10001;mso-top-percent:-10001;v-text-anchor:top" filled="f">
             <o:lock v:ext="edit" rotation="t" aspectratio="t" verticies="t" text="t" shapetype="t"/>
             <w10:anchorlock/>
@@ -18417,7 +18394,7 @@
           <w:rFonts w:ascii="Aptos" w:eastAsia="Aptos" w:hAnsi="Aptos"/>
           <w:noProof/>
         </w:rPr>
-        <w:pict w14:anchorId="21D671CD">
+        <w:pict w14:anchorId="48948D8C">
           <v:rect id="Horizontal Line 167" o:spid="_x0000_s1050" alt="" style="width:451.3pt;height:.1pt;visibility:visible;mso-wrap-style:square;mso-width-percent:0;mso-height-percent:0;mso-left-percent:-10001;mso-top-percent:-10001;mso-position-horizontal:absolute;mso-position-horizontal-relative:char;mso-position-vertical:absolute;mso-position-vertical-relative:line;mso-width-percent:0;mso-height-percent:0;mso-left-percent:-10001;mso-top-percent:-10001;v-text-anchor:top" filled="f">
             <o:lock v:ext="edit" rotation="t" aspectratio="t" verticies="t" text="t" shapetype="t"/>
             <w10:anchorlock/>
@@ -18678,7 +18655,7 @@
           <w:rFonts w:ascii="Aptos" w:eastAsia="Aptos" w:hAnsi="Aptos"/>
           <w:noProof/>
         </w:rPr>
-        <w:pict w14:anchorId="0D2ED34B">
+        <w:pict w14:anchorId="010BD806">
           <v:rect id="Horizontal Line 168" o:spid="_x0000_s1049" alt="" style="width:451.3pt;height:.1pt;visibility:visible;mso-wrap-style:square;mso-width-percent:0;mso-height-percent:0;mso-left-percent:-10001;mso-top-percent:-10001;mso-position-horizontal:absolute;mso-position-horizontal-relative:char;mso-position-vertical:absolute;mso-position-vertical-relative:line;mso-width-percent:0;mso-height-percent:0;mso-left-percent:-10001;mso-top-percent:-10001;v-text-anchor:top" filled="f">
             <o:lock v:ext="edit" rotation="t" aspectratio="t" verticies="t" text="t" shapetype="t"/>
             <w10:anchorlock/>
@@ -18963,7 +18940,7 @@
           <w:rFonts w:ascii="Aptos" w:eastAsia="Aptos" w:hAnsi="Aptos"/>
           <w:noProof/>
         </w:rPr>
-        <w:pict w14:anchorId="7526AB68">
+        <w:pict w14:anchorId="782A1F22">
           <v:rect id="Horizontal Line 169" o:spid="_x0000_s1048" alt="" style="width:451.3pt;height:.1pt;visibility:visible;mso-wrap-style:square;mso-width-percent:0;mso-height-percent:0;mso-left-percent:-10001;mso-top-percent:-10001;mso-position-horizontal:absolute;mso-position-horizontal-relative:char;mso-position-vertical:absolute;mso-position-vertical-relative:line;mso-width-percent:0;mso-height-percent:0;mso-left-percent:-10001;mso-top-percent:-10001;v-text-anchor:top" filled="f">
             <o:lock v:ext="edit" rotation="t" aspectratio="t" verticies="t" text="t" shapetype="t"/>
             <w10:anchorlock/>
@@ -19120,7 +19097,7 @@
           <w:rFonts w:ascii="Aptos" w:eastAsia="Aptos" w:hAnsi="Aptos"/>
           <w:noProof/>
         </w:rPr>
-        <w:pict w14:anchorId="1D2F5E78">
+        <w:pict w14:anchorId="2C669ACA">
           <v:rect id="Horizontal Line 170" o:spid="_x0000_s1047" alt="" style="width:451.3pt;height:.1pt;visibility:visible;mso-wrap-style:square;mso-width-percent:0;mso-height-percent:0;mso-left-percent:-10001;mso-top-percent:-10001;mso-position-horizontal:absolute;mso-position-horizontal-relative:char;mso-position-vertical:absolute;mso-position-vertical-relative:line;mso-width-percent:0;mso-height-percent:0;mso-left-percent:-10001;mso-top-percent:-10001;v-text-anchor:top" filled="f">
             <o:lock v:ext="edit" rotation="t" aspectratio="t" verticies="t" text="t" shapetype="t"/>
             <w10:anchorlock/>
@@ -19360,7 +19337,7 @@
           <w:rFonts w:ascii="Aptos" w:eastAsia="Aptos" w:hAnsi="Aptos"/>
           <w:noProof/>
         </w:rPr>
-        <w:pict w14:anchorId="1386B7AF">
+        <w:pict w14:anchorId="0EC8956B">
           <v:rect id="Horizontal Line 171" o:spid="_x0000_s1046" alt="" style="width:451.3pt;height:.1pt;visibility:visible;mso-wrap-style:square;mso-width-percent:0;mso-height-percent:0;mso-left-percent:-10001;mso-top-percent:-10001;mso-position-horizontal:absolute;mso-position-horizontal-relative:char;mso-position-vertical:absolute;mso-position-vertical-relative:line;mso-width-percent:0;mso-height-percent:0;mso-left-percent:-10001;mso-top-percent:-10001;v-text-anchor:top" filled="f">
             <o:lock v:ext="edit" rotation="t" aspectratio="t" verticies="t" text="t" shapetype="t"/>
             <w10:anchorlock/>
@@ -19596,7 +19573,7 @@
           <w:rFonts w:ascii="Aptos" w:eastAsia="Aptos" w:hAnsi="Aptos"/>
           <w:noProof/>
         </w:rPr>
-        <w:pict w14:anchorId="355B5DF2">
+        <w:pict w14:anchorId="2F59175C">
           <v:rect id="Horizontal Line 172" o:spid="_x0000_s1045" alt="" style="width:451.3pt;height:.1pt;visibility:visible;mso-wrap-style:square;mso-width-percent:0;mso-height-percent:0;mso-left-percent:-10001;mso-top-percent:-10001;mso-position-horizontal:absolute;mso-position-horizontal-relative:char;mso-position-vertical:absolute;mso-position-vertical-relative:line;mso-width-percent:0;mso-height-percent:0;mso-left-percent:-10001;mso-top-percent:-10001;v-text-anchor:top" filled="f">
             <o:lock v:ext="edit" rotation="t" aspectratio="t" verticies="t" text="t" shapetype="t"/>
             <w10:anchorlock/>
@@ -19837,7 +19814,7 @@
           <w:rFonts w:ascii="Aptos" w:eastAsia="Aptos" w:hAnsi="Aptos"/>
           <w:noProof/>
         </w:rPr>
-        <w:pict w14:anchorId="78E9E2FB">
+        <w:pict w14:anchorId="445633DC">
           <v:rect id="Horizontal Line 173" o:spid="_x0000_s1044" alt="" style="width:451.3pt;height:.1pt;visibility:visible;mso-wrap-style:square;mso-width-percent:0;mso-height-percent:0;mso-left-percent:-10001;mso-top-percent:-10001;mso-position-horizontal:absolute;mso-position-horizontal-relative:char;mso-position-vertical:absolute;mso-position-vertical-relative:line;mso-width-percent:0;mso-height-percent:0;mso-left-percent:-10001;mso-top-percent:-10001;v-text-anchor:top" filled="f">
             <o:lock v:ext="edit" rotation="t" aspectratio="t" verticies="t" text="t" shapetype="t"/>
             <w10:anchorlock/>
@@ -19988,7 +19965,9 @@
         </w:rPr>
         <w:br/>
       </w:r>
-      <w:r>
+    </w:p>
+    <w:p>
+      <w:pPr>
         <w:rPr>
           <w:rFonts w:ascii="Times New Roman" w:eastAsia="Times New Roman" w:hAnsi="Times New Roman" w:cs="Times New Roman"/>
           <w:b/>
@@ -19999,6 +19978,48 @@
           <w:lang w:eastAsia="en-GB"/>
           <w14:ligatures w14:val="none"/>
         </w:rPr>
+      </w:pPr>
+      <w:r>
+        <w:rPr>
+          <w:rFonts w:ascii="Times New Roman" w:eastAsia="Times New Roman" w:hAnsi="Times New Roman" w:cs="Times New Roman"/>
+          <w:b/>
+          <w:bCs/>
+          <w:kern w:val="0"/>
+          <w:sz w:val="27"/>
+          <w:szCs w:val="27"/>
+          <w:lang w:eastAsia="en-GB"/>
+          <w14:ligatures w14:val="none"/>
+        </w:rPr>
+        <w:br w:type="page"/>
+      </w:r>
+    </w:p>
+    <w:p>
+      <w:pPr>
+        <w:spacing w:before="100" w:beforeAutospacing="1" w:after="100" w:afterAutospacing="1" w:line="240" w:lineRule="auto"/>
+        <w:outlineLvl w:val="2"/>
+        <w:rPr>
+          <w:rFonts w:ascii="Times New Roman" w:eastAsia="Times New Roman" w:hAnsi="Times New Roman" w:cs="Times New Roman"/>
+          <w:b/>
+          <w:bCs/>
+          <w:kern w:val="0"/>
+          <w:sz w:val="27"/>
+          <w:szCs w:val="27"/>
+          <w:lang w:eastAsia="en-GB"/>
+          <w14:ligatures w14:val="none"/>
+        </w:rPr>
+      </w:pPr>
+      <w:r>
+        <w:rPr>
+          <w:rFonts w:ascii="Times New Roman" w:eastAsia="Times New Roman" w:hAnsi="Times New Roman" w:cs="Times New Roman"/>
+          <w:b/>
+          <w:bCs/>
+          <w:kern w:val="0"/>
+          <w:sz w:val="27"/>
+          <w:szCs w:val="27"/>
+          <w:lang w:eastAsia="en-GB"/>
+          <w14:ligatures w14:val="none"/>
+        </w:rPr>
+        <w:lastRenderedPageBreak/>
         <w:t>KHITView</w:t>
       </w:r>
     </w:p>
@@ -20033,13 +20054,8 @@
         </w:rPr>
       </w:pPr>
       <w:r>
-        <w:rPr>
-          <w:noProof/>
-        </w:rPr>
-      </w:r>
-      <w:r>
-        <w:pict w14:anchorId="121A9379">
-          <v:rect id="Horizontal Line 85" o:spid="_x0000_s1043" style="width:451.3pt;height:.05pt;visibility:visible;mso-wrap-style:square;mso-left-percent:-10001;mso-top-percent:-10001;mso-position-horizontal:absolute;mso-position-horizontal-relative:char;mso-position-vertical:absolute;mso-position-vertical-relative:line;mso-left-percent:-10001;mso-top-percent:-10001;v-text-anchor:top" o:gfxdata="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" filled="f">
+        <w:pict w14:anchorId="08931C67">
+          <v:rect id="Horizontal Line 85" o:spid="_x0000_s1043" alt="" style="width:451.3pt;height:.05pt;visibility:visible;mso-wrap-style:square;mso-width-percent:0;mso-height-percent:0;mso-left-percent:-10001;mso-top-percent:-10001;mso-position-horizontal:absolute;mso-position-horizontal-relative:char;mso-position-vertical:absolute;mso-position-vertical-relative:line;mso-width-percent:0;mso-height-percent:0;mso-left-percent:-10001;mso-top-percent:-10001;v-text-anchor:top" filled="f">
             <o:lock v:ext="edit" rotation="t" aspectratio="t" verticies="t" text="t" shapetype="t"/>
             <w10:anchorlock/>
           </v:rect>
@@ -20077,42 +20093,36 @@
     </w:p>
     <w:p>
       <w:pPr>
-        <w:spacing w:before="100" w:beforeAutospacing="1" w:after="100" w:afterAutospacing="1" w:line="240" w:lineRule="auto"/>
+        <w:spacing w:after="0" w:line="240" w:lineRule="auto"/>
         <w:rPr>
           <w:rFonts w:ascii="Times New Roman" w:eastAsia="Times New Roman" w:hAnsi="Times New Roman" w:cs="Times New Roman"/>
           <w:kern w:val="0"/>
-          <w:lang w:eastAsia="en-GB"/>
-          <w14:ligatures w14:val="none"/>
-        </w:rPr>
-      </w:pPr>
-      <w:r>
-        <w:rPr>
-          <w:rFonts w:ascii="Times New Roman" w:eastAsia="Times New Roman" w:hAnsi="Times New Roman" w:cs="Times New Roman"/>
-          <w:kern w:val="0"/>
-          <w:lang w:eastAsia="en-GB"/>
-          <w14:ligatures w14:val="none"/>
-        </w:rPr>
-        <w:t>Provides the central data and analytics engine supporting benchmarking, reporting and continual improvement.</w:t>
-      </w:r>
-    </w:p>
-    <w:p>
-      <w:pPr>
-        <w:spacing w:after="0" w:line="240" w:lineRule="auto"/>
-        <w:rPr>
-          <w:rFonts w:ascii="Times New Roman" w:eastAsia="Times New Roman" w:hAnsi="Times New Roman" w:cs="Times New Roman"/>
-          <w:kern w:val="0"/>
-          <w:lang w:eastAsia="en-GB"/>
-          <w14:ligatures w14:val="none"/>
-        </w:rPr>
-      </w:pPr>
-      <w:r>
-        <w:rPr>
-          <w:noProof/>
-        </w:rPr>
-      </w:r>
-      <w:r>
-        <w:pict w14:anchorId="462A399A">
-          <v:rect id="Horizontal Line 86" o:spid="_x0000_s1042" style="width:451.3pt;height:.05pt;visibility:visible;mso-wrap-style:square;mso-left-percent:-10001;mso-top-percent:-10001;mso-position-horizontal:absolute;mso-position-horizontal-relative:char;mso-position-vertical:absolute;mso-position-vertical-relative:line;mso-left-percent:-10001;mso-top-percent:-10001;v-text-anchor:top" o:gfxdata="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" filled="f">
+          <w:sz w:val="22"/>
+          <w:szCs w:val="22"/>
+          <w:lang w:eastAsia="en-GB"/>
+          <w14:ligatures w14:val="none"/>
+        </w:rPr>
+      </w:pPr>
+      <w:r>
+        <w:rPr>
+          <w:rStyle w:val="Strong"/>
+          <w:b w:val="0"/>
+          <w:bCs w:val="0"/>
+          <w:sz w:val="22"/>
+          <w:szCs w:val="22"/>
+        </w:rPr>
+        <w:t>Will provide</w:t>
+      </w:r>
+      <w:r>
+        <w:rPr>
+          <w:sz w:val="22"/>
+          <w:szCs w:val="22"/>
+        </w:rPr>
+        <w:t xml:space="preserve"> the central data and analytics capability supporting benchmarking, reporting and continual improvement as the KHITServices digital platform evolves.</w:t>
+      </w:r>
+      <w:r>
+        <w:pict w14:anchorId="4CEEEC2E">
+          <v:rect id="Horizontal Line 86" o:spid="_x0000_s1042" alt="" style="width:451.3pt;height:.05pt;visibility:visible;mso-wrap-style:square;mso-width-percent:0;mso-height-percent:0;mso-left-percent:-10001;mso-top-percent:-10001;mso-position-horizontal:absolute;mso-position-horizontal-relative:char;mso-position-vertical:absolute;mso-position-vertical-relative:line;mso-width-percent:0;mso-height-percent:0;mso-left-percent:-10001;mso-top-percent:-10001;v-text-anchor:top" filled="f">
             <o:lock v:ext="edit" rotation="t" aspectratio="t" verticies="t" text="t" shapetype="t"/>
             <w10:anchorlock/>
           </v:rect>
@@ -20150,7 +20160,7 @@
     </w:p>
     <w:p>
       <w:pPr>
-        <w:spacing w:before="100" w:beforeAutospacing="1" w:after="100" w:afterAutospacing="1" w:line="240" w:lineRule="auto"/>
+        <w:spacing w:after="0" w:line="240" w:lineRule="auto"/>
         <w:rPr>
           <w:rFonts w:ascii="Times New Roman" w:eastAsia="Times New Roman" w:hAnsi="Times New Roman" w:cs="Times New Roman"/>
           <w:kern w:val="0"/>
@@ -20160,32 +20170,18 @@
       </w:pPr>
       <w:r>
         <w:rPr>
-          <w:rFonts w:ascii="Times New Roman" w:eastAsia="Times New Roman" w:hAnsi="Times New Roman" w:cs="Times New Roman"/>
-          <w:kern w:val="0"/>
-          <w:lang w:eastAsia="en-GB"/>
-          <w14:ligatures w14:val="none"/>
-        </w:rPr>
-        <w:t>Supports consultant practice management, engagement delivery and professional documentation.</w:t>
-      </w:r>
-    </w:p>
-    <w:p>
-      <w:pPr>
-        <w:spacing w:after="0" w:line="240" w:lineRule="auto"/>
-        <w:rPr>
-          <w:rFonts w:ascii="Times New Roman" w:eastAsia="Times New Roman" w:hAnsi="Times New Roman" w:cs="Times New Roman"/>
-          <w:kern w:val="0"/>
-          <w:lang w:eastAsia="en-GB"/>
-          <w14:ligatures w14:val="none"/>
-        </w:rPr>
-      </w:pPr>
-      <w:r>
-        <w:rPr>
-          <w:noProof/>
-        </w:rPr>
-      </w:r>
-      <w:r>
-        <w:pict w14:anchorId="6185CC2A">
-          <v:rect id="Horizontal Line 87" o:spid="_x0000_s1041" style="width:451.3pt;height:.05pt;visibility:visible;mso-wrap-style:square;mso-left-percent:-10001;mso-top-percent:-10001;mso-position-horizontal:absolute;mso-position-horizontal-relative:char;mso-position-vertical:absolute;mso-position-vertical-relative:line;mso-left-percent:-10001;mso-top-percent:-10001;v-text-anchor:top" o:gfxdata="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" filled="f">
+          <w:rStyle w:val="Strong"/>
+          <w:b w:val="0"/>
+          <w:bCs w:val="0"/>
+        </w:rPr>
+        <w:t>Will support</w:t>
+      </w:r>
+      <w:r>
+        <w:t xml:space="preserve"> consultant practice management, engagement delivery and professional documentation.</w:t>
+      </w:r>
+      <w:r>
+        <w:pict w14:anchorId="5345999D">
+          <v:rect id="Horizontal Line 87" o:spid="_x0000_s1041" alt="" style="width:451.3pt;height:.05pt;visibility:visible;mso-wrap-style:square;mso-width-percent:0;mso-height-percent:0;mso-left-percent:-10001;mso-top-percent:-10001;mso-position-horizontal:absolute;mso-position-horizontal-relative:char;mso-position-vertical:absolute;mso-position-vertical-relative:line;mso-width-percent:0;mso-height-percent:0;mso-left-percent:-10001;mso-top-percent:-10001;v-text-anchor:top" filled="f">
             <o:lock v:ext="edit" rotation="t" aspectratio="t" verticies="t" text="t" shapetype="t"/>
             <w10:anchorlock/>
           </v:rect>
@@ -20238,7 +20234,16 @@
           <w:lang w:eastAsia="en-GB"/>
           <w14:ligatures w14:val="none"/>
         </w:rPr>
-        <w:t>Provides clients with secure access to reports, dashboards, recommendations and Service Improvement Plans.</w:t>
+        <w:t xml:space="preserve">Will provide </w:t>
+      </w:r>
+      <w:r>
+        <w:rPr>
+          <w:rFonts w:ascii="Times New Roman" w:eastAsia="Times New Roman" w:hAnsi="Times New Roman" w:cs="Times New Roman"/>
+          <w:kern w:val="0"/>
+          <w:lang w:eastAsia="en-GB"/>
+          <w14:ligatures w14:val="none"/>
+        </w:rPr>
+        <w:t>clients with secure access to reports, dashboards, recommendations and Service Improvement Plans.</w:t>
       </w:r>
     </w:p>
     <w:p>
@@ -20252,7 +20257,7 @@
         </w:rPr>
       </w:pPr>
       <w:r>
-        <w:pict w14:anchorId="5BEF3570">
+        <w:pict w14:anchorId="69D29910">
           <v:rect id="Horizontal Line 102" o:spid="_x0000_s1040" alt="" style="width:451.3pt;height:.1pt;visibility:visible;mso-wrap-style:square;mso-width-percent:0;mso-height-percent:0;mso-left-percent:-10001;mso-top-percent:-10001;mso-position-horizontal:absolute;mso-position-horizontal-relative:char;mso-position-vertical:absolute;mso-position-vertical-relative:line;mso-width-percent:0;mso-height-percent:0;mso-left-percent:-10001;mso-top-percent:-10001;v-text-anchor:top" filled="f">
             <o:lock v:ext="edit" rotation="t" aspectratio="t" verticies="t" text="t" shapetype="t"/>
             <w10:anchorlock/>
@@ -20306,7 +20311,16 @@
           <w:lang w:eastAsia="en-GB"/>
           <w14:ligatures w14:val="none"/>
         </w:rPr>
-        <w:t>Provides independent subscription-based Service Management tools for the wider market.</w:t>
+        <w:t>Will provide</w:t>
+      </w:r>
+      <w:r>
+        <w:rPr>
+          <w:rFonts w:ascii="Times New Roman" w:eastAsia="Times New Roman" w:hAnsi="Times New Roman" w:cs="Times New Roman"/>
+          <w:kern w:val="0"/>
+          <w:lang w:eastAsia="en-GB"/>
+          <w14:ligatures w14:val="none"/>
+        </w:rPr>
+        <w:t xml:space="preserve"> independent subscription-based Service Management tools for the wider market.</w:t>
       </w:r>
     </w:p>
     <w:p>
@@ -20353,7 +20367,7 @@
           <w:lang w:eastAsia="en-US"/>
           <w14:ligatures w14:val="standardContextual"/>
         </w:rPr>
-        <w:pict w14:anchorId="7EE24085">
+        <w:pict w14:anchorId="56A5A04B">
           <v:rect id="Horizontal Line 174" o:spid="_x0000_s1039" alt="" style="width:451.3pt;height:.1pt;visibility:visible;mso-wrap-style:square;mso-width-percent:0;mso-height-percent:0;mso-left-percent:-10001;mso-top-percent:-10001;mso-position-horizontal:absolute;mso-position-horizontal-relative:char;mso-position-vertical:absolute;mso-position-vertical-relative:line;mso-width-percent:0;mso-height-percent:0;mso-left-percent:-10001;mso-top-percent:-10001;v-text-anchor:top" filled="f">
             <o:lock v:ext="edit" rotation="t" aspectratio="t" verticies="t" text="t" shapetype="t"/>
             <w10:anchorlock/>
@@ -20363,8 +20377,6 @@
     </w:p>
     <w:p>
       <w:pPr>
-        <w:spacing w:before="100" w:beforeAutospacing="1" w:after="100" w:afterAutospacing="1" w:line="240" w:lineRule="auto"/>
-        <w:outlineLvl w:val="1"/>
         <w:rPr>
           <w:rFonts w:ascii="Aptos" w:eastAsia="Aptos" w:hAnsi="Aptos" w:cs="Aptos"/>
           <w:b/>
@@ -20389,6 +20401,38 @@
           <w:lang w:eastAsia="en-GB"/>
           <w14:ligatures w14:val="none"/>
         </w:rPr>
+        <w:br w:type="page"/>
+      </w:r>
+    </w:p>
+    <w:p>
+      <w:pPr>
+        <w:spacing w:before="100" w:beforeAutospacing="1" w:after="100" w:afterAutospacing="1" w:line="240" w:lineRule="auto"/>
+        <w:outlineLvl w:val="1"/>
+        <w:rPr>
+          <w:rFonts w:ascii="Aptos" w:eastAsia="Aptos" w:hAnsi="Aptos" w:cs="Aptos"/>
+          <w:b/>
+          <w:bCs/>
+          <w:color w:val="061A36"/>
+          <w:kern w:val="0"/>
+          <w:sz w:val="36"/>
+          <w:szCs w:val="36"/>
+          <w:lang w:eastAsia="en-GB"/>
+          <w14:ligatures w14:val="none"/>
+        </w:rPr>
+      </w:pPr>
+      <w:r>
+        <w:rPr>
+          <w:rFonts w:ascii="Aptos" w:eastAsia="Aptos" w:hAnsi="Aptos" w:cs="Aptos"/>
+          <w:b/>
+          <w:bCs/>
+          <w:color w:val="061A36"/>
+          <w:kern w:val="0"/>
+          <w:sz w:val="36"/>
+          <w:szCs w:val="36"/>
+          <w:lang w:eastAsia="en-GB"/>
+          <w14:ligatures w14:val="none"/>
+        </w:rPr>
+        <w:lastRenderedPageBreak/>
         <w:t>Printed Material</w:t>
       </w:r>
     </w:p>
@@ -20617,7 +20661,7 @@
           <w:rFonts w:ascii="Aptos" w:eastAsia="Aptos" w:hAnsi="Aptos"/>
           <w:noProof/>
         </w:rPr>
-        <w:pict w14:anchorId="4D8D6045">
+        <w:pict w14:anchorId="6EE77C8A">
           <v:rect id="Horizontal Line 175" o:spid="_x0000_s1038" alt="" style="width:451.3pt;height:.1pt;visibility:visible;mso-wrap-style:square;mso-width-percent:0;mso-height-percent:0;mso-left-percent:-10001;mso-top-percent:-10001;mso-position-horizontal:absolute;mso-position-horizontal-relative:char;mso-position-vertical:absolute;mso-position-vertical-relative:line;mso-width-percent:0;mso-height-percent:0;mso-left-percent:-10001;mso-top-percent:-10001;v-text-anchor:top" filled="f">
             <o:lock v:ext="edit" rotation="t" aspectratio="t" verticies="t" text="t" shapetype="t"/>
             <w10:anchorlock/>
@@ -20693,7 +20737,6 @@
           <w:lang w:eastAsia="en-GB"/>
           <w14:ligatures w14:val="none"/>
         </w:rPr>
-        <w:lastRenderedPageBreak/>
         <w:t>Professional.</w:t>
       </w:r>
     </w:p>
@@ -20891,7 +20934,7 @@
           <w:rFonts w:ascii="Aptos" w:eastAsia="Aptos" w:hAnsi="Aptos"/>
           <w:noProof/>
         </w:rPr>
-        <w:pict w14:anchorId="4CA62D31">
+        <w:pict w14:anchorId="5656B597">
           <v:rect id="Horizontal Line 187" o:spid="_x0000_s1037" alt="" style="width:451.3pt;height:.1pt;visibility:visible;mso-wrap-style:square;mso-width-percent:0;mso-height-percent:0;mso-left-percent:-10001;mso-top-percent:-10001;mso-position-horizontal:absolute;mso-position-horizontal-relative:char;mso-position-vertical:absolute;mso-position-vertical-relative:line;mso-width-percent:0;mso-height-percent:0;mso-left-percent:-10001;mso-top-percent:-10001;v-text-anchor:top" filled="f">
             <o:lock v:ext="edit" rotation="t" aspectratio="t" verticies="t" text="t" shapetype="t"/>
             <w10:anchorlock/>
@@ -21051,7 +21094,7 @@
           <w:rFonts w:ascii="Aptos" w:eastAsia="Aptos" w:hAnsi="Aptos"/>
           <w:noProof/>
         </w:rPr>
-        <w:pict w14:anchorId="61624152">
+        <w:pict w14:anchorId="378E9B7F">
           <v:rect id="Horizontal Line 188" o:spid="_x0000_s1036" alt="" style="width:451.3pt;height:.1pt;visibility:visible;mso-wrap-style:square;mso-width-percent:0;mso-height-percent:0;mso-left-percent:-10001;mso-top-percent:-10001;mso-position-horizontal:absolute;mso-position-horizontal-relative:char;mso-position-vertical:absolute;mso-position-vertical-relative:line;mso-width-percent:0;mso-height-percent:0;mso-left-percent:-10001;mso-top-percent:-10001;v-text-anchor:top" filled="f">
             <o:lock v:ext="edit" rotation="t" aspectratio="t" verticies="t" text="t" shapetype="t"/>
             <w10:anchorlock/>
@@ -21171,7 +21214,7 @@
           <w:rFonts w:ascii="Aptos" w:eastAsia="Aptos" w:hAnsi="Aptos"/>
           <w:noProof/>
         </w:rPr>
-        <w:pict w14:anchorId="692FE5EA">
+        <w:pict w14:anchorId="573FA2C2">
           <v:rect id="Horizontal Line 189" o:spid="_x0000_s1035" alt="" style="width:451.3pt;height:.1pt;visibility:visible;mso-wrap-style:square;mso-width-percent:0;mso-height-percent:0;mso-left-percent:-10001;mso-top-percent:-10001;mso-position-horizontal:absolute;mso-position-horizontal-relative:char;mso-position-vertical:absolute;mso-position-vertical-relative:line;mso-width-percent:0;mso-height-percent:0;mso-left-percent:-10001;mso-top-percent:-10001;v-text-anchor:top" filled="f">
             <o:lock v:ext="edit" rotation="t" aspectratio="t" verticies="t" text="t" shapetype="t"/>
             <w10:anchorlock/>
@@ -21478,7 +21521,7 @@
           <w:rFonts w:ascii="Aptos" w:eastAsia="Aptos" w:hAnsi="Aptos"/>
           <w:noProof/>
         </w:rPr>
-        <w:pict w14:anchorId="2B3BC689">
+        <w:pict w14:anchorId="5DE19074">
           <v:rect id="Horizontal Line 190" o:spid="_x0000_s1034" alt="" style="width:451.3pt;height:.1pt;visibility:visible;mso-wrap-style:square;mso-width-percent:0;mso-height-percent:0;mso-left-percent:-10001;mso-top-percent:-10001;mso-position-horizontal:absolute;mso-position-horizontal-relative:char;mso-position-vertical:absolute;mso-position-vertical-relative:line;mso-width-percent:0;mso-height-percent:0;mso-left-percent:-10001;mso-top-percent:-10001;v-text-anchor:top" filled="f">
             <o:lock v:ext="edit" rotation="t" aspectratio="t" verticies="t" text="t" shapetype="t"/>
             <w10:anchorlock/>
@@ -21766,7 +21809,7 @@
           <w:rFonts w:ascii="Aptos" w:eastAsia="Aptos" w:hAnsi="Aptos"/>
           <w:noProof/>
         </w:rPr>
-        <w:pict w14:anchorId="5E5FDB7C">
+        <w:pict w14:anchorId="360EB739">
           <v:rect id="Horizontal Line 191" o:spid="_x0000_s1033" alt="" style="width:451.3pt;height:.1pt;visibility:visible;mso-wrap-style:square;mso-width-percent:0;mso-height-percent:0;mso-left-percent:-10001;mso-top-percent:-10001;mso-position-horizontal:absolute;mso-position-horizontal-relative:char;mso-position-vertical:absolute;mso-position-vertical-relative:line;mso-width-percent:0;mso-height-percent:0;mso-left-percent:-10001;mso-top-percent:-10001;v-text-anchor:top" filled="f">
             <o:lock v:ext="edit" rotation="t" aspectratio="t" verticies="t" text="t" shapetype="t"/>
             <w10:anchorlock/>
@@ -22006,7 +22049,7 @@
           <w:rFonts w:ascii="Aptos" w:eastAsia="Aptos" w:hAnsi="Aptos"/>
           <w:noProof/>
         </w:rPr>
-        <w:pict w14:anchorId="156B8D7E">
+        <w:pict w14:anchorId="5E26E26D">
           <v:rect id="Horizontal Line 192" o:spid="_x0000_s1032" alt="" style="width:451.3pt;height:.1pt;visibility:visible;mso-wrap-style:square;mso-width-percent:0;mso-height-percent:0;mso-left-percent:-10001;mso-top-percent:-10001;mso-position-horizontal:absolute;mso-position-horizontal-relative:char;mso-position-vertical:absolute;mso-position-vertical-relative:line;mso-width-percent:0;mso-height-percent:0;mso-left-percent:-10001;mso-top-percent:-10001;v-text-anchor:top" filled="f">
             <o:lock v:ext="edit" rotation="t" aspectratio="t" verticies="t" text="t" shapetype="t"/>
             <w10:anchorlock/>
@@ -22147,7 +22190,7 @@
           <w:rFonts w:ascii="Aptos" w:eastAsia="Aptos" w:hAnsi="Aptos"/>
           <w:noProof/>
         </w:rPr>
-        <w:pict w14:anchorId="1DCD14F7">
+        <w:pict w14:anchorId="7C39CA34">
           <v:rect id="Horizontal Line 193" o:spid="_x0000_s1031" alt="" style="width:451.3pt;height:.1pt;visibility:visible;mso-wrap-style:square;mso-width-percent:0;mso-height-percent:0;mso-left-percent:-10001;mso-top-percent:-10001;mso-position-horizontal:absolute;mso-position-horizontal-relative:char;mso-position-vertical:absolute;mso-position-vertical-relative:line;mso-width-percent:0;mso-height-percent:0;mso-left-percent:-10001;mso-top-percent:-10001;v-text-anchor:top" filled="f">
             <o:lock v:ext="edit" rotation="t" aspectratio="t" verticies="t" text="t" shapetype="t"/>
             <w10:anchorlock/>
@@ -22367,7 +22410,7 @@
           <w:rFonts w:ascii="Aptos" w:eastAsia="Aptos" w:hAnsi="Aptos"/>
           <w:noProof/>
         </w:rPr>
-        <w:pict w14:anchorId="55DE0D86">
+        <w:pict w14:anchorId="7AC487AF">
           <v:rect id="Horizontal Line 194" o:spid="_x0000_s1030" alt="" style="width:451.3pt;height:.1pt;visibility:visible;mso-wrap-style:square;mso-width-percent:0;mso-height-percent:0;mso-left-percent:-10001;mso-top-percent:-10001;mso-position-horizontal:absolute;mso-position-horizontal-relative:char;mso-position-vertical:absolute;mso-position-vertical-relative:line;mso-width-percent:0;mso-height-percent:0;mso-left-percent:-10001;mso-top-percent:-10001;v-text-anchor:top" filled="f">
             <o:lock v:ext="edit" rotation="t" aspectratio="t" verticies="t" text="t" shapetype="t"/>
             <w10:anchorlock/>
@@ -22588,7 +22631,7 @@
           <w:rFonts w:ascii="Aptos" w:eastAsia="Aptos" w:hAnsi="Aptos"/>
           <w:noProof/>
         </w:rPr>
-        <w:pict w14:anchorId="1996A7FF">
+        <w:pict w14:anchorId="2362F37E">
           <v:rect id="Horizontal Line 195" o:spid="_x0000_s1029" alt="" style="width:451.3pt;height:.1pt;visibility:visible;mso-wrap-style:square;mso-width-percent:0;mso-height-percent:0;mso-left-percent:-10001;mso-top-percent:-10001;mso-position-horizontal:absolute;mso-position-horizontal-relative:char;mso-position-vertical:absolute;mso-position-vertical-relative:line;mso-width-percent:0;mso-height-percent:0;mso-left-percent:-10001;mso-top-percent:-10001;v-text-anchor:top" filled="f">
             <o:lock v:ext="edit" rotation="t" aspectratio="t" verticies="t" text="t" shapetype="t"/>
             <w10:anchorlock/>
@@ -22748,7 +22791,7 @@
           <w:rFonts w:ascii="Aptos" w:eastAsia="Aptos" w:hAnsi="Aptos"/>
           <w:noProof/>
         </w:rPr>
-        <w:pict w14:anchorId="43C965ED">
+        <w:pict w14:anchorId="75532E8F">
           <v:rect id="Horizontal Line 196" o:spid="_x0000_s1028" alt="" style="width:451.3pt;height:.1pt;visibility:visible;mso-wrap-style:square;mso-width-percent:0;mso-height-percent:0;mso-left-percent:-10001;mso-top-percent:-10001;mso-position-horizontal:absolute;mso-position-horizontal-relative:char;mso-position-vertical:absolute;mso-position-vertical-relative:line;mso-width-percent:0;mso-height-percent:0;mso-left-percent:-10001;mso-top-percent:-10001;v-text-anchor:top" filled="f">
             <o:lock v:ext="edit" rotation="t" aspectratio="t" verticies="t" text="t" shapetype="t"/>
             <w10:anchorlock/>
@@ -23360,7 +23403,7 @@
           <w:rFonts w:ascii="Aptos" w:eastAsia="Aptos" w:hAnsi="Aptos"/>
           <w:noProof/>
         </w:rPr>
-        <w:pict w14:anchorId="49712E4B">
+        <w:pict w14:anchorId="3065D26E">
           <v:rect id="Horizontal Line 197" o:spid="_x0000_s1027" alt="" style="width:451.3pt;height:.1pt;visibility:visible;mso-wrap-style:square;mso-width-percent:0;mso-height-percent:0;mso-left-percent:-10001;mso-top-percent:-10001;mso-position-horizontal:absolute;mso-position-horizontal-relative:char;mso-position-vertical:absolute;mso-position-vertical-relative:line;mso-width-percent:0;mso-height-percent:0;mso-left-percent:-10001;mso-top-percent:-10001;v-text-anchor:top" filled="f">
             <o:lock v:ext="edit" rotation="t" aspectratio="t" verticies="t" text="t" shapetype="t"/>
             <w10:anchorlock/>
@@ -23839,7 +23882,7 @@
           <w:rFonts w:ascii="Aptos" w:eastAsia="Aptos" w:hAnsi="Aptos"/>
           <w:noProof/>
         </w:rPr>
-        <w:pict w14:anchorId="59F9BDB5">
+        <w:pict w14:anchorId="64CCA37A">
           <v:rect id="Horizontal Line 198" o:spid="_x0000_s1026" alt="" style="width:451.3pt;height:.1pt;visibility:visible;mso-wrap-style:square;mso-width-percent:0;mso-height-percent:0;mso-left-percent:-10001;mso-top-percent:-10001;mso-position-horizontal:absolute;mso-position-horizontal-relative:char;mso-position-vertical:absolute;mso-position-vertical-relative:line;mso-width-percent:0;mso-height-percent:0;mso-left-percent:-10001;mso-top-percent:-10001;v-text-anchor:top" filled="f">
             <o:lock v:ext="edit" rotation="t" aspectratio="t" verticies="t" text="t" shapetype="t"/>
             <w10:anchorlock/>
